--- a/docs/aod_pm25_validation.docx
+++ b/docs/aod_pm25_validation.docx
@@ -2,7 +2,7 @@
 <file path=word/document.xml><?xml version="1.0" encoding="utf-8"?>
 <w:document xmlns:w="http://schemas.openxmlformats.org/wordprocessingml/2006/main" xmlns:m="http://schemas.openxmlformats.org/officeDocument/2006/math" xmlns:r="http://schemas.openxmlformats.org/officeDocument/2006/relationships" xmlns:o="urn:schemas-microsoft-com:office:office" xmlns:v="urn:schemas-microsoft-com:vml" xmlns:w10="urn:schemas-microsoft-com:office:word" xmlns:a="http://schemas.openxmlformats.org/drawingml/2006/main" xmlns:pic="http://schemas.openxmlformats.org/drawingml/2006/picture" xmlns:wp="http://schemas.openxmlformats.org/drawingml/2006/wordprocessingDrawing">
   <w:body>
-    <w:bookmarkStart w:id="37" w:name="aod-pm2.5-empirical-validation-report"/>
+    <w:bookmarkStart w:id="38" w:name="aod--pm25--empirical-validation-report"/>
     <w:p>
       <w:pPr>
         <w:pStyle w:val="Heading1"/>
@@ -288,7 +288,7 @@
         </w:pict>
       </w:r>
     </w:p>
-    <w:bookmarkStart w:id="9" w:name="summary"/>
+    <w:bookmarkStart w:id="9" w:name="X54a346158e1c9302d737b408239f1b33007b474"/>
     <w:p>
       <w:pPr>
         <w:pStyle w:val="Heading2"/>
@@ -378,19 +378,7 @@
         <w:t xml:space="preserve"> </w:t>
       </w:r>
       <w:r>
-        <w:t xml:space="preserve">(clean sites cluster at low AOD / low PM2.5; polluted sites at high AOD / high PM2.5). It says</w:t>
-      </w:r>
-      <w:r>
-        <w:t xml:space="preserve"> </w:t>
-      </w:r>
-      <w:r>
-        <w:t xml:space="preserve">“satellites can tell a clean place from a dirty place,”</w:t>
-      </w:r>
-      <w:r>
-        <w:t xml:space="preserve"> </w:t>
-      </w:r>
-      <w:r>
-        <w:t xml:space="preserve">which is real but weak. Within regimes the picture frays: biomass and dust show high Pearson (0.95, 0.96) but on n=4–5 and with Spearman that swings (0.70, 1.00); industrial and coal are moderate-and-not-significant (0.67 p=0.33; 0.62 p=0.26); clean is ≈0 (all near-zero PM2.5, pure noise).</w:t>
+        <w:t xml:space="preserve">(clean sites cluster at low AOD / low PM2.5; polluted sites at high AOD / high PM2.5). It says "satellites can tell a clean place from a dirty place," which is real but weak. Within regimes the picture frays: biomass and dust show high Pearson (0.95, 0.96) but on n=4–5 and with Spearman that swings (0.70, 1.00); industrial and coal are moderate-and-not-significant (0.67 p=0.33; 0.62 p=0.26); clean is ≈0 (all near-zero PM2.5, pure noise).</w:t>
       </w:r>
     </w:p>
     <w:p>
@@ -487,7 +475,7 @@
           <w:b/>
           <w:bCs/>
         </w:rPr>
-        <w:t xml:space="preserve">The engine’s AOD severity tracks neither absolute AOD nor surface PM2.5.</w:t>
+        <w:t xml:space="preserve">The engine's AOD severity tracks neither absolute AOD nor surface PM2.5.</w:t>
       </w:r>
       <w:r>
         <w:t xml:space="preserve"> </w:t>
@@ -538,19 +526,7 @@
         <w:t xml:space="preserve"> </w:t>
       </w:r>
       <w:r>
-        <w:t xml:space="preserve">off a small local anomaly. Engine band is uncorrelated with AOD quartile (4 of the highest-AOD-quartile sites are Normal).</w:t>
-      </w:r>
-      <w:r>
-        <w:t xml:space="preserve"> </w:t>
-      </w:r>
-      <w:r>
-        <w:t xml:space="preserve">“AOD severity,”</w:t>
-      </w:r>
-      <w:r>
-        <w:t xml:space="preserve"> </w:t>
-      </w:r>
-      <w:r>
-        <w:t xml:space="preserve">as emitted today, cannot be read as a surface-PM2.5 severity.</w:t>
+        <w:t xml:space="preserve">off a small local anomaly. Engine band is uncorrelated with AOD quartile (4 of the highest-AOD-quartile sites are Normal). "AOD severity," as emitted today, cannot be read as a surface-PM2.5 severity.</w:t>
       </w:r>
     </w:p>
     <w:p>
@@ -584,41 +560,13 @@
           <w:b/>
           <w:bCs/>
         </w:rPr>
-        <w:t xml:space="preserve">(A) the canonical</w:t>
-      </w:r>
-      <w:r>
-        <w:rPr>
-          <w:b/>
-          <w:bCs/>
-        </w:rPr>
-        <w:t xml:space="preserve"> </w:t>
-      </w:r>
-      <w:r>
-        <w:rPr>
-          <w:b/>
-          <w:bCs/>
-        </w:rPr>
-        <w:t xml:space="preserve">“elevated dust column inflates AOD while surface stays moderate”</w:t>
-      </w:r>
-      <w:r>
-        <w:rPr>
-          <w:b/>
-          <w:bCs/>
-        </w:rPr>
-        <w:t xml:space="preserve"> </w:t>
-      </w:r>
-      <w:r>
-        <w:rPr>
-          <w:b/>
-          <w:bCs/>
-        </w:rPr>
-        <w:t xml:space="preserve">mode is largely absent from this sample</w:t>
-      </w:r>
-      <w:r>
-        <w:t xml:space="preserve"> </w:t>
-      </w:r>
-      <w:r>
-        <w:t xml:space="preserve">— not because it isn’t real, but because the pure-dust candidate sites (Cairo, Lanzhou, Kano) had no live PM2.5 stations and were replaced by dust-</w:t>
+        <w:t xml:space="preserve">(A) the canonical "elevated dust column inflates AOD while surface stays moderate" mode is largely absent from this sample</w:t>
+      </w:r>
+      <w:r>
+        <w:t xml:space="preserve"> </w:t>
+      </w:r>
+      <w:r>
+        <w:t xml:space="preserve">— not because it isn't real, but because the pure-dust candidate sites (Cairo, Lanzhou, Kano) had no live PM2.5 stations and were replaced by dust-</w:t>
       </w:r>
       <w:r>
         <w:rPr>
@@ -639,7 +587,7 @@
         <w:pStyle w:val="BodyText"/>
       </w:pPr>
       <w:r>
-        <w:t xml:space="preserve">N=23, operator-picked (the brief’s 25 minus Delhi and Kuwait City, dropped at Step B for &lt;55% station coverage). These findings are</w:t>
+        <w:t xml:space="preserve">N=23, operator-picked (the brief's 25 minus Delhi and Kuwait City, dropped at Step B for &lt;55% station coverage). These findings are</w:t>
       </w:r>
       <w:r>
         <w:t xml:space="preserve"> </w:t>
@@ -666,7 +614,7 @@
       </w:r>
     </w:p>
     <w:bookmarkEnd w:id="9"/>
-    <w:bookmarkStart w:id="14" w:name="method"/>
+    <w:bookmarkStart w:id="14" w:name="X4f7f80b3b4858481075f1388a55560c9401bcd0"/>
     <w:p>
       <w:pPr>
         <w:pStyle w:val="Heading2"/>
@@ -675,7 +623,7 @@
         <w:t xml:space="preserve">§2. Method</w:t>
       </w:r>
     </w:p>
-    <w:bookmarkStart w:id="10" w:name="locations"/>
+    <w:bookmarkStart w:id="10" w:name="Xe694b58c85cfc17ee6f99745ff0b1da4df9a4e6"/>
     <w:p>
       <w:pPr>
         <w:pStyle w:val="Heading3"/>
@@ -701,7 +649,7 @@
         <w:t xml:space="preserve">analysis/locked_locations.json</w:t>
       </w:r>
       <w:r>
-        <w:t xml:space="preserve">). Ten of the brief’s original candidates had</w:t>
+        <w:t xml:space="preserve">). Ten of the brief's original candidates had</w:t>
       </w:r>
       <w:r>
         <w:t xml:space="preserve"> </w:t>
@@ -736,8 +684,7 @@
     <w:tbl>
       <w:tblPr>
         <w:tblStyle w:val="Table"/>
-        <w:tblW w:type="pct" w:w="5000"/>
-        <w:tblLayout w:type="fixed"/>
+        <w:tblW w:type="auto" w:w="0"/>
         <w:tblLook w:firstRow="1" w:lastRow="0" w:firstColumn="0" w:lastColumn="0" w:noHBand="0" w:noVBand="0" w:val="0020"/>
       </w:tblPr>
       <w:tblGrid>
@@ -1075,7 +1022,7 @@
         <w:pStyle w:val="BodyText"/>
       </w:pPr>
       <w:r>
-        <w:t xml:space="preserve">The brief’s flagship dust sites (Cairo, Lanzhou) and several China/Africa sites (Datong, eMalahleni, Kano) had</w:t>
+        <w:t xml:space="preserve">The brief's flagship dust sites (Cairo, Lanzhou) and several China/Africa sites (Datong, eMalahleni, Kano) had</w:t>
       </w:r>
       <w:r>
         <w:t xml:space="preserve"> </w:t>
@@ -1095,7 +1042,7 @@
       </w:r>
     </w:p>
     <w:bookmarkEnd w:id="10"/>
-    <w:bookmarkStart w:id="11" w:name="Xc69bd2ac821fc13fcde18c57940dd1987ee59a3"/>
+    <w:bookmarkStart w:id="11" w:name="Xaa74137529f1f01930ebee8331af310c5f79562"/>
     <w:p>
       <w:pPr>
         <w:pStyle w:val="Heading3"/>
@@ -1171,7 +1118,7 @@
       </w:r>
     </w:p>
     <w:bookmarkEnd w:id="11"/>
-    <w:bookmarkStart w:id="12" w:name="what-each-input-and-benchmark-is"/>
+    <w:bookmarkStart w:id="12" w:name="Xfe8227385d3b2d4041be9a08b926dd43e20bbe2"/>
     <w:p>
       <w:pPr>
         <w:pStyle w:val="Heading3"/>
@@ -1236,7 +1183,7 @@
         <w:t xml:space="preserve">Optical_Depth_055</w:t>
       </w:r>
       <w:r>
-        <w:t xml:space="preserve">, 1 km native), the engine’s Air-pillar column-aerosol indicator. It is a</w:t>
+        <w:t xml:space="preserve">, 1 km native), the engine's Air-pillar column-aerosol indicator. It is a</w:t>
       </w:r>
       <w:r>
         <w:t xml:space="preserve"> </w:t>
@@ -1316,19 +1263,7 @@
         <w:t xml:space="preserve"> </w:t>
       </w:r>
       <w:r>
-        <w:t xml:space="preserve">(physical) is used for all comparison and the figures, because it is the literature-comparable quantity. The DN choice is scale-invariant for the engine’s z-score, so it changes no engine behaviour — but it does mean the engine’s reported</w:t>
-      </w:r>
-      <w:r>
-        <w:t xml:space="preserve"> </w:t>
-      </w:r>
-      <w:r>
-        <w:t xml:space="preserve">“AOD value”</w:t>
-      </w:r>
-      <w:r>
-        <w:t xml:space="preserve"> </w:t>
-      </w:r>
-      <w:r>
-        <w:t xml:space="preserve">is ~1000× the physical AOD (noted for the calibration sweep).</w:t>
+        <w:t xml:space="preserve">(physical) is used for all comparison and the figures, because it is the literature-comparable quantity. The DN choice is scale-invariant for the engine's z-score, so it changes no engine behaviour — but it does mean the engine's reported "AOD value" is ~1000× the physical AOD (noted for the calibration sweep).</w:t>
       </w:r>
     </w:p>
     <w:p>
@@ -1382,7 +1317,7 @@
         <w:t xml:space="preserve"> </w:t>
       </w:r>
       <w:r>
-        <w:t xml:space="preserve">mass concentration (µg/m³) from a reference or low-cost ground monitor. Daily mean and the daily maximum (from OpenAQ’s per-day</w:t>
+        <w:t xml:space="preserve">mass concentration (µg/m³) from a reference or low-cost ground monitor. Daily mean and the daily maximum (from OpenAQ's per-day</w:t>
       </w:r>
       <w:r>
         <w:t xml:space="preserve"> </w:t>
@@ -1410,19 +1345,7 @@
         <w:t xml:space="preserve"> </w:t>
       </w:r>
       <w:r>
-        <w:t xml:space="preserve">(the brief’s</w:t>
-      </w:r>
-      <w:r>
-        <w:t xml:space="preserve"> </w:t>
-      </w:r>
-      <w:r>
-        <w:t xml:space="preserve">“no auth”</w:t>
-      </w:r>
-      <w:r>
-        <w:t xml:space="preserve"> </w:t>
-      </w:r>
-      <w:r>
-        <w:t xml:space="preserve">is out of date; v1/v2 are retired) — confirmed and used at Step A.</w:t>
+        <w:t xml:space="preserve">(the brief's "no auth" is out of date; v1/v2 are retired) — confirmed and used at Step A.</w:t>
       </w:r>
     </w:p>
     <w:p>
@@ -1454,7 +1377,7 @@
           <w:b/>
           <w:bCs/>
         </w:rPr>
-        <w:t xml:space="preserve">station’s exact coordinates</w:t>
+        <w:t xml:space="preserve">station's exact coordinates</w:t>
       </w:r>
       <w:r>
         <w:t xml:space="preserve"> </w:t>
@@ -1492,7 +1415,7 @@
         <w:t xml:space="preserve"> </w:t>
       </w:r>
       <w:r>
-        <w:t xml:space="preserve">column instead runs the engine’s real AOD snapshot over the</w:t>
+        <w:t xml:space="preserve">column instead runs the engine's real AOD snapshot over the</w:t>
       </w:r>
       <w:r>
         <w:t xml:space="preserve"> </w:t>
@@ -1508,11 +1431,11 @@
         <w:t xml:space="preserve"> </w:t>
       </w:r>
       <w:r>
-        <w:t xml:space="preserve">(the P-04 single-supplier default) centred on the station, because the engine’s band is an anomaly z-score that structurally needs the site buffer + background ring.</w:t>
+        <w:t xml:space="preserve">(the P-04 single-supplier default) centred on the station, because the engine's band is an anomaly z-score that structurally needs the site buffer + background ring.</w:t>
       </w:r>
     </w:p>
     <w:bookmarkEnd w:id="12"/>
-    <w:bookmarkStart w:id="13" w:name="extraction-and-analysis"/>
+    <w:bookmarkStart w:id="13" w:name="X890039a4f2fcdcaa0b3f9b072a87c9f2139da7d"/>
     <w:p>
       <w:pPr>
         <w:pStyle w:val="Heading3"/>
@@ -1764,7 +1687,7 @@
     </w:p>
     <w:bookmarkEnd w:id="13"/>
     <w:bookmarkEnd w:id="14"/>
-    <w:bookmarkStart w:id="27" w:name="findings"/>
+    <w:bookmarkStart w:id="27" w:name="Xd3ddf18c7c1d1ebb53583fc7764c0d560d89e2b"/>
     <w:p>
       <w:pPr>
         <w:pStyle w:val="Heading2"/>
@@ -1773,7 +1696,7 @@
         <w:t xml:space="preserve">§3. Findings</w:t>
       </w:r>
     </w:p>
-    <w:bookmarkStart w:id="18" w:name="Xd04a05b0f1bfb0d7da2f2f8c0a73529d9c24201"/>
+    <w:bookmarkStart w:id="18" w:name="X53025b750abe99846cdccf6613aabdd11886514"/>
     <w:p>
       <w:pPr>
         <w:pStyle w:val="Heading3"/>
@@ -1784,7 +1707,7 @@
     </w:p>
     <w:p>
       <w:pPr>
-        <w:pStyle w:val="CaptionedFigure"/>
+        <w:pStyle w:val="FirstParagraph"/>
       </w:pPr>
       <w:r>
         <w:drawing>
@@ -1831,14 +1754,6 @@
     </w:p>
     <w:p>
       <w:pPr>
-        <w:pStyle w:val="ImageCaption"/>
-      </w:pPr>
-      <w:r>
-        <w:t xml:space="preserve">AOD vs PM2.5 by regime</w:t>
-      </w:r>
-    </w:p>
-    <w:p>
-      <w:pPr>
         <w:pStyle w:val="BodyText"/>
       </w:pPr>
       <w:r>
@@ -2475,7 +2390,7 @@
       </w:r>
     </w:p>
     <w:bookmarkEnd w:id="18"/>
-    <w:bookmarkStart w:id="22" w:name="column-to-surface-ratio-by-regime"/>
+    <w:bookmarkStart w:id="22" w:name="X240d273382125777fcdc4ae967117685ad60918"/>
     <w:p>
       <w:pPr>
         <w:pStyle w:val="Heading3"/>
@@ -2486,7 +2401,7 @@
     </w:p>
     <w:p>
       <w:pPr>
-        <w:pStyle w:val="CaptionedFigure"/>
+        <w:pStyle w:val="FirstParagraph"/>
       </w:pPr>
       <w:r>
         <w:drawing>
@@ -2533,14 +2448,6 @@
     </w:p>
     <w:p>
       <w:pPr>
-        <w:pStyle w:val="ImageCaption"/>
-      </w:pPr>
-      <w:r>
-        <w:t xml:space="preserve">AOD/PM2.5 ratio by regime</w:t>
-      </w:r>
-    </w:p>
-    <w:p>
-      <w:pPr>
         <w:pStyle w:val="BodyText"/>
       </w:pPr>
       <w:r>
@@ -2598,8 +2505,7 @@
     <w:tbl>
       <w:tblPr>
         <w:tblStyle w:val="Table"/>
-        <w:tblW w:type="pct" w:w="5000"/>
-        <w:tblLayout w:type="fixed"/>
+        <w:tblW w:type="auto" w:w="0"/>
         <w:tblLook w:firstRow="1" w:lastRow="0" w:firstColumn="0" w:lastColumn="0" w:noHBand="0" w:noVBand="0" w:val="0020"/>
       </w:tblPr>
       <w:tblGrid>
@@ -2779,19 +2685,7 @@
         <w:t xml:space="preserve"> </w:t>
       </w:r>
       <w:r>
-        <w:t xml:space="preserve">ratio is a denominator artefact — PM2.5 of 2–5 µg/m³ makes any non-zero AOD look large; it is not a meaningful</w:t>
-      </w:r>
-      <w:r>
-        <w:t xml:space="preserve"> </w:t>
-      </w:r>
-      <w:r>
-        <w:t xml:space="preserve">“column-rich”</w:t>
-      </w:r>
-      <w:r>
-        <w:t xml:space="preserve"> </w:t>
-      </w:r>
-      <w:r>
-        <w:t xml:space="preserve">signal. (2) the</w:t>
+        <w:t xml:space="preserve">ratio is a denominator artefact — PM2.5 of 2–5 µg/m³ makes any non-zero AOD look large; it is not a meaningful "column-rich" signal. (2) the</w:t>
       </w:r>
       <w:r>
         <w:t xml:space="preserve"> </w:t>
@@ -2853,7 +2747,7 @@
       </w:r>
     </w:p>
     <w:bookmarkEnd w:id="22"/>
-    <w:bookmarkStart w:id="26" w:name="day-to-day-coupling-per-location"/>
+    <w:bookmarkStart w:id="26" w:name="X70553b367a5f4d48d15469f13c4227b6b0f4d4e"/>
     <w:p>
       <w:pPr>
         <w:pStyle w:val="Heading3"/>
@@ -2864,7 +2758,7 @@
     </w:p>
     <w:p>
       <w:pPr>
-        <w:pStyle w:val="CaptionedFigure"/>
+        <w:pStyle w:val="FirstParagraph"/>
       </w:pPr>
       <w:r>
         <w:drawing>
@@ -2911,14 +2805,6 @@
     </w:p>
     <w:p>
       <w:pPr>
-        <w:pStyle w:val="ImageCaption"/>
-      </w:pPr>
-      <w:r>
-        <w:t xml:space="preserve">Daily coupling distribution</w:t>
-      </w:r>
-    </w:p>
-    <w:p>
-      <w:pPr>
         <w:pStyle w:val="BodyText"/>
       </w:pPr>
       <w:r>
@@ -3086,7 +2972,7 @@
     </w:p>
     <w:bookmarkEnd w:id="26"/>
     <w:bookmarkEnd w:id="27"/>
-    <w:bookmarkStart w:id="28" w:name="where-the-proxy-works"/>
+    <w:bookmarkStart w:id="28" w:name="X050c6924c95aae7738490937318c68b535d25d2"/>
     <w:p>
       <w:pPr>
         <w:pStyle w:val="Heading2"/>
@@ -3122,19 +3008,7 @@
         <w:t xml:space="preserve"> </w:t>
       </w:r>
       <w:r>
-        <w:t xml:space="preserve">— the pooled cross-site correlation (Spearman 0.75) and the clean cluster’s separation are robust. If the question is</w:t>
-      </w:r>
-      <w:r>
-        <w:t xml:space="preserve"> </w:t>
-      </w:r>
-      <w:r>
-        <w:t xml:space="preserve">“is this a high-aerosol location or a clean one,”</w:t>
-      </w:r>
-      <w:r>
-        <w:t xml:space="preserve"> </w:t>
-      </w:r>
-      <w:r>
-        <w:t xml:space="preserve">AOD answers it.</w:t>
+        <w:t xml:space="preserve">— the pooled cross-site correlation (Spearman 0.75) and the clean cluster's separation are robust. If the question is "is this a high-aerosol location or a clean one," AOD answers it.</w:t>
       </w:r>
     </w:p>
     <w:p>
@@ -3189,7 +3063,7 @@
       </w:r>
     </w:p>
     <w:bookmarkEnd w:id="28"/>
-    <w:bookmarkStart w:id="32" w:name="where-the-proxy-diverges-and-why"/>
+    <w:bookmarkStart w:id="33" w:name="Xc9c14f52c4f91fc5e2372972b041ea6e2d989d3"/>
     <w:p>
       <w:pPr>
         <w:pStyle w:val="Heading2"/>
@@ -3198,7 +3072,7 @@
         <w:t xml:space="preserve">§5. Where the proxy diverges, and why</w:t>
       </w:r>
     </w:p>
-    <w:bookmarkStart w:id="29" w:name="X180c02cccf78426b967b95f82396a410b858cb2"/>
+    <w:bookmarkStart w:id="29" w:name="X35201f15050cc7fe7dd886200a3f0a0b8279ddd"/>
     <w:p>
       <w:pPr>
         <w:pStyle w:val="Heading3"/>
@@ -3228,7 +3102,7 @@
         <w:t xml:space="preserve"> </w:t>
       </w:r>
       <w:r>
-        <w:t xml:space="preserve">of the brief’s headline dust case.</w:t>
+        <w:t xml:space="preserve">of the brief's headline dust case.</w:t>
       </w:r>
       <w:r>
         <w:t xml:space="preserve"> </w:t>
@@ -3245,416 +3119,6 @@
       </w:r>
       <w:r>
         <w:t xml:space="preserve">load the surface heavily while the column stays thin:</w:t>
-      </w:r>
-    </w:p>
-    <w:tbl>
-      <w:tblPr>
-        <w:tblStyle w:val="Table"/>
-        <w:tblW w:type="pct" w:w="5000"/>
-        <w:tblLayout w:type="fixed"/>
-        <w:tblLook w:firstRow="1" w:lastRow="0" w:firstColumn="0" w:lastColumn="0" w:noHBand="0" w:noVBand="0" w:val="0020"/>
-      </w:tblPr>
-      <w:tblGrid>
-        <w:gridCol w:w="1131"/>
-        <w:gridCol w:w="1131"/>
-        <w:gridCol w:w="1131"/>
-        <w:gridCol w:w="1131"/>
-        <w:gridCol w:w="1131"/>
-        <w:gridCol w:w="1131"/>
-        <w:gridCol w:w="1131"/>
-      </w:tblGrid>
-      <w:tr>
-        <w:trPr>
-          <w:tblHeader w:val="on"/>
-        </w:trPr>
-        <w:tc>
-          <w:tcPr/>
-          <w:p>
-            <w:pPr>
-              <w:pStyle w:val="Compact"/>
-            </w:pPr>
-            <w:r>
-              <w:t xml:space="preserve">Location</w:t>
-            </w:r>
-          </w:p>
-        </w:tc>
-        <w:tc>
-          <w:tcPr/>
-          <w:p>
-            <w:pPr>
-              <w:pStyle w:val="Compact"/>
-            </w:pPr>
-            <w:r>
-              <w:t xml:space="preserve">PM2.5 (µg/m³)</w:t>
-            </w:r>
-          </w:p>
-        </w:tc>
-        <w:tc>
-          <w:tcPr/>
-          <w:p>
-            <w:pPr>
-              <w:pStyle w:val="Compact"/>
-            </w:pPr>
-            <w:r>
-              <w:t xml:space="preserve">AOD</w:t>
-            </w:r>
-          </w:p>
-        </w:tc>
-        <w:tc>
-          <w:tcPr/>
-          <w:p>
-            <w:pPr>
-              <w:pStyle w:val="Compact"/>
-            </w:pPr>
-            <w:r>
-              <w:t xml:space="preserve">AOD/PM2.5</w:t>
-            </w:r>
-          </w:p>
-        </w:tc>
-        <w:tc>
-          <w:tcPr/>
-          <w:p>
-            <w:pPr>
-              <w:pStyle w:val="Compact"/>
-            </w:pPr>
-            <w:r>
-              <w:t xml:space="preserve">engine z</w:t>
-            </w:r>
-          </w:p>
-        </w:tc>
-        <w:tc>
-          <w:tcPr/>
-          <w:p>
-            <w:pPr>
-              <w:pStyle w:val="Compact"/>
-            </w:pPr>
-            <w:r>
-              <w:t xml:space="preserve">engine band</w:t>
-            </w:r>
-          </w:p>
-        </w:tc>
-        <w:tc>
-          <w:tcPr/>
-          <w:p>
-            <w:pPr>
-              <w:pStyle w:val="Compact"/>
-            </w:pPr>
-            <w:r>
-              <w:t xml:space="preserve">AOD days</w:t>
-            </w:r>
-          </w:p>
-        </w:tc>
-      </w:tr>
-      <w:tr>
-        <w:tc>
-          <w:tcPr/>
-          <w:p>
-            <w:pPr>
-              <w:pStyle w:val="Compact"/>
-            </w:pPr>
-            <w:r>
-              <w:t xml:space="preserve">Katowice (Silesia)</w:t>
-            </w:r>
-          </w:p>
-        </w:tc>
-        <w:tc>
-          <w:tcPr/>
-          <w:p>
-            <w:pPr>
-              <w:pStyle w:val="Compact"/>
-            </w:pPr>
-            <w:r>
-              <w:t xml:space="preserve">44.0</w:t>
-            </w:r>
-          </w:p>
-        </w:tc>
-        <w:tc>
-          <w:tcPr/>
-          <w:p>
-            <w:pPr>
-              <w:pStyle w:val="Compact"/>
-            </w:pPr>
-            <w:r>
-              <w:t xml:space="preserve">0.082</w:t>
-            </w:r>
-          </w:p>
-        </w:tc>
-        <w:tc>
-          <w:tcPr/>
-          <w:p>
-            <w:pPr>
-              <w:pStyle w:val="Compact"/>
-            </w:pPr>
-            <w:r>
-              <w:t xml:space="preserve">0.0019</w:t>
-            </w:r>
-          </w:p>
-        </w:tc>
-        <w:tc>
-          <w:tcPr/>
-          <w:p>
-            <w:pPr>
-              <w:pStyle w:val="Compact"/>
-            </w:pPr>
-            <w:r>
-              <w:t xml:space="preserve">−0.31</w:t>
-            </w:r>
-          </w:p>
-        </w:tc>
-        <w:tc>
-          <w:tcPr/>
-          <w:p>
-            <w:pPr>
-              <w:pStyle w:val="Compact"/>
-            </w:pPr>
-            <w:r>
-              <w:t xml:space="preserve">Normal</w:t>
-            </w:r>
-          </w:p>
-        </w:tc>
-        <w:tc>
-          <w:tcPr/>
-          <w:p>
-            <w:pPr>
-              <w:pStyle w:val="Compact"/>
-            </w:pPr>
-            <w:r>
-              <w:t xml:space="preserve">32</w:t>
-            </w:r>
-          </w:p>
-        </w:tc>
-      </w:tr>
-      <w:tr>
-        <w:tc>
-          <w:tcPr/>
-          <w:p>
-            <w:pPr>
-              <w:pStyle w:val="Compact"/>
-            </w:pPr>
-            <w:r>
-              <w:t xml:space="preserve">Ostrava</w:t>
-            </w:r>
-          </w:p>
-        </w:tc>
-        <w:tc>
-          <w:tcPr/>
-          <w:p>
-            <w:pPr>
-              <w:pStyle w:val="Compact"/>
-            </w:pPr>
-            <w:r>
-              <w:t xml:space="preserve">24.2</w:t>
-            </w:r>
-          </w:p>
-        </w:tc>
-        <w:tc>
-          <w:tcPr/>
-          <w:p>
-            <w:pPr>
-              <w:pStyle w:val="Compact"/>
-            </w:pPr>
-            <w:r>
-              <w:t xml:space="preserve">0.090</w:t>
-            </w:r>
-          </w:p>
-        </w:tc>
-        <w:tc>
-          <w:tcPr/>
-          <w:p>
-            <w:pPr>
-              <w:pStyle w:val="Compact"/>
-            </w:pPr>
-            <w:r>
-              <w:t xml:space="preserve">0.0037</w:t>
-            </w:r>
-          </w:p>
-        </w:tc>
-        <w:tc>
-          <w:tcPr/>
-          <w:p>
-            <w:pPr>
-              <w:pStyle w:val="Compact"/>
-            </w:pPr>
-            <w:r>
-              <w:t xml:space="preserve">−0.27</w:t>
-            </w:r>
-          </w:p>
-        </w:tc>
-        <w:tc>
-          <w:tcPr/>
-          <w:p>
-            <w:pPr>
-              <w:pStyle w:val="Compact"/>
-            </w:pPr>
-            <w:r>
-              <w:t xml:space="preserve">Normal</w:t>
-            </w:r>
-          </w:p>
-        </w:tc>
-        <w:tc>
-          <w:tcPr/>
-          <w:p>
-            <w:pPr>
-              <w:pStyle w:val="Compact"/>
-            </w:pPr>
-            <w:r>
-              <w:t xml:space="preserve">33</w:t>
-            </w:r>
-          </w:p>
-        </w:tc>
-      </w:tr>
-      <w:tr>
-        <w:tc>
-          <w:tcPr/>
-          <w:p>
-            <w:pPr>
-              <w:pStyle w:val="Compact"/>
-            </w:pPr>
-            <w:r>
-              <w:t xml:space="preserve">Nagpur/Koradi</w:t>
-            </w:r>
-          </w:p>
-        </w:tc>
-        <w:tc>
-          <w:tcPr/>
-          <w:p>
-            <w:pPr>
-              <w:pStyle w:val="Compact"/>
-            </w:pPr>
-            <w:r>
-              <w:t xml:space="preserve">68.6</w:t>
-            </w:r>
-          </w:p>
-        </w:tc>
-        <w:tc>
-          <w:tcPr/>
-          <w:p>
-            <w:pPr>
-              <w:pStyle w:val="Compact"/>
-            </w:pPr>
-            <w:r>
-              <w:t xml:space="preserve">0.600</w:t>
-            </w:r>
-          </w:p>
-        </w:tc>
-        <w:tc>
-          <w:tcPr/>
-          <w:p>
-            <w:pPr>
-              <w:pStyle w:val="Compact"/>
-            </w:pPr>
-            <w:r>
-              <w:t xml:space="preserve">0.0087</w:t>
-            </w:r>
-          </w:p>
-        </w:tc>
-        <w:tc>
-          <w:tcPr/>
-          <w:p>
-            <w:pPr>
-              <w:pStyle w:val="Compact"/>
-            </w:pPr>
-            <w:r>
-              <w:t xml:space="preserve">+1.19</w:t>
-            </w:r>
-          </w:p>
-        </w:tc>
-        <w:tc>
-          <w:tcPr/>
-          <w:p>
-            <w:pPr>
-              <w:pStyle w:val="Compact"/>
-            </w:pPr>
-            <w:r>
-              <w:t xml:space="preserve">Concern</w:t>
-            </w:r>
-          </w:p>
-        </w:tc>
-        <w:tc>
-          <w:tcPr/>
-          <w:p>
-            <w:pPr>
-              <w:pStyle w:val="Compact"/>
-            </w:pPr>
-            <w:r>
-              <w:t xml:space="preserve">134</w:t>
-            </w:r>
-          </w:p>
-        </w:tc>
-      </w:tr>
-    </w:tbl>
-    <w:p>
-      <w:pPr>
-        <w:pStyle w:val="BodyText"/>
-      </w:pPr>
-      <w:r>
-        <w:t xml:space="preserve">Two compounding causes: a</w:t>
-      </w:r>
-      <w:r>
-        <w:t xml:space="preserve"> </w:t>
-      </w:r>
-      <w:r>
-        <w:rPr>
-          <w:b/>
-          <w:bCs/>
-        </w:rPr>
-        <w:t xml:space="preserve">shallow winter boundary layer</w:t>
-      </w:r>
-      <w:r>
-        <w:t xml:space="preserve"> </w:t>
-      </w:r>
-      <w:r>
-        <w:t xml:space="preserve">concentrates combustion PM2.5 in the lowest few hundred metres, which barely registers in a column-integrated AOD; and</w:t>
-      </w:r>
-      <w:r>
-        <w:t xml:space="preserve"> </w:t>
-      </w:r>
-      <w:r>
-        <w:rPr>
-          <w:b/>
-          <w:bCs/>
-        </w:rPr>
-        <w:t xml:space="preserve">winter cloud leaves only ~30 cloud-free retrievals</w:t>
-      </w:r>
-      <w:r>
-        <w:t xml:space="preserve"> </w:t>
-      </w:r>
-      <w:r>
-        <w:t xml:space="preserve">out of 181 days to see even that. A screening run keying on AOD would read Katowice — a genuinely polluted place — as unremarkable.</w:t>
-      </w:r>
-    </w:p>
-    <w:bookmarkEnd w:id="29"/>
-    <w:bookmarkStart w:id="30" w:name="X60a50835a236c901ae48acb10cf02d1fad7487f"/>
-    <w:p>
-      <w:pPr>
-        <w:pStyle w:val="Heading3"/>
-      </w:pPr>
-      <w:r>
-        <w:t xml:space="preserve">5.2 Failure mode A — elevated column, moderate surface (mostly untested)</w:t>
-      </w:r>
-    </w:p>
-    <w:p>
-      <w:pPr>
-        <w:pStyle w:val="FirstParagraph"/>
-      </w:pPr>
-      <w:r>
-        <w:t xml:space="preserve">Ranked by AOD-per-PM2.5, the high-ratio sites are</w:t>
-      </w:r>
-      <w:r>
-        <w:t xml:space="preserve"> </w:t>
-      </w:r>
-      <w:r>
-        <w:rPr>
-          <w:b/>
-          <w:bCs/>
-        </w:rPr>
-        <w:t xml:space="preserve">not</w:t>
-      </w:r>
-      <w:r>
-        <w:t xml:space="preserve"> </w:t>
-      </w:r>
-      <w:r>
-        <w:t xml:space="preserve">the clean-dust-transport cases the brief anticipated; they are coastal/sparse-retrieval and wet-season-tropical artefacts:</w:t>
       </w:r>
     </w:p>
     <w:tbl>
@@ -3694,6 +3158,415 @@
               <w:pStyle w:val="Compact"/>
             </w:pPr>
             <w:r>
+              <w:t xml:space="preserve">PM2.5 (µg/m³)</w:t>
+            </w:r>
+          </w:p>
+        </w:tc>
+        <w:tc>
+          <w:tcPr/>
+          <w:p>
+            <w:pPr>
+              <w:pStyle w:val="Compact"/>
+            </w:pPr>
+            <w:r>
+              <w:t xml:space="preserve">AOD</w:t>
+            </w:r>
+          </w:p>
+        </w:tc>
+        <w:tc>
+          <w:tcPr/>
+          <w:p>
+            <w:pPr>
+              <w:pStyle w:val="Compact"/>
+            </w:pPr>
+            <w:r>
+              <w:t xml:space="preserve">AOD/PM2.5</w:t>
+            </w:r>
+          </w:p>
+        </w:tc>
+        <w:tc>
+          <w:tcPr/>
+          <w:p>
+            <w:pPr>
+              <w:pStyle w:val="Compact"/>
+            </w:pPr>
+            <w:r>
+              <w:t xml:space="preserve">engine z</w:t>
+            </w:r>
+          </w:p>
+        </w:tc>
+        <w:tc>
+          <w:tcPr/>
+          <w:p>
+            <w:pPr>
+              <w:pStyle w:val="Compact"/>
+            </w:pPr>
+            <w:r>
+              <w:t xml:space="preserve">engine band</w:t>
+            </w:r>
+          </w:p>
+        </w:tc>
+        <w:tc>
+          <w:tcPr/>
+          <w:p>
+            <w:pPr>
+              <w:pStyle w:val="Compact"/>
+            </w:pPr>
+            <w:r>
+              <w:t xml:space="preserve">AOD days</w:t>
+            </w:r>
+          </w:p>
+        </w:tc>
+      </w:tr>
+      <w:tr>
+        <w:tc>
+          <w:tcPr/>
+          <w:p>
+            <w:pPr>
+              <w:pStyle w:val="Compact"/>
+            </w:pPr>
+            <w:r>
+              <w:t xml:space="preserve">Katowice (Silesia)</w:t>
+            </w:r>
+          </w:p>
+        </w:tc>
+        <w:tc>
+          <w:tcPr/>
+          <w:p>
+            <w:pPr>
+              <w:pStyle w:val="Compact"/>
+            </w:pPr>
+            <w:r>
+              <w:t xml:space="preserve">44.0</w:t>
+            </w:r>
+          </w:p>
+        </w:tc>
+        <w:tc>
+          <w:tcPr/>
+          <w:p>
+            <w:pPr>
+              <w:pStyle w:val="Compact"/>
+            </w:pPr>
+            <w:r>
+              <w:t xml:space="preserve">0.082</w:t>
+            </w:r>
+          </w:p>
+        </w:tc>
+        <w:tc>
+          <w:tcPr/>
+          <w:p>
+            <w:pPr>
+              <w:pStyle w:val="Compact"/>
+            </w:pPr>
+            <w:r>
+              <w:t xml:space="preserve">0.0019</w:t>
+            </w:r>
+          </w:p>
+        </w:tc>
+        <w:tc>
+          <w:tcPr/>
+          <w:p>
+            <w:pPr>
+              <w:pStyle w:val="Compact"/>
+            </w:pPr>
+            <w:r>
+              <w:t xml:space="preserve">−0.31</w:t>
+            </w:r>
+          </w:p>
+        </w:tc>
+        <w:tc>
+          <w:tcPr/>
+          <w:p>
+            <w:pPr>
+              <w:pStyle w:val="Compact"/>
+            </w:pPr>
+            <w:r>
+              <w:t xml:space="preserve">Normal</w:t>
+            </w:r>
+          </w:p>
+        </w:tc>
+        <w:tc>
+          <w:tcPr/>
+          <w:p>
+            <w:pPr>
+              <w:pStyle w:val="Compact"/>
+            </w:pPr>
+            <w:r>
+              <w:t xml:space="preserve">32</w:t>
+            </w:r>
+          </w:p>
+        </w:tc>
+      </w:tr>
+      <w:tr>
+        <w:tc>
+          <w:tcPr/>
+          <w:p>
+            <w:pPr>
+              <w:pStyle w:val="Compact"/>
+            </w:pPr>
+            <w:r>
+              <w:t xml:space="preserve">Ostrava</w:t>
+            </w:r>
+          </w:p>
+        </w:tc>
+        <w:tc>
+          <w:tcPr/>
+          <w:p>
+            <w:pPr>
+              <w:pStyle w:val="Compact"/>
+            </w:pPr>
+            <w:r>
+              <w:t xml:space="preserve">24.2</w:t>
+            </w:r>
+          </w:p>
+        </w:tc>
+        <w:tc>
+          <w:tcPr/>
+          <w:p>
+            <w:pPr>
+              <w:pStyle w:val="Compact"/>
+            </w:pPr>
+            <w:r>
+              <w:t xml:space="preserve">0.090</w:t>
+            </w:r>
+          </w:p>
+        </w:tc>
+        <w:tc>
+          <w:tcPr/>
+          <w:p>
+            <w:pPr>
+              <w:pStyle w:val="Compact"/>
+            </w:pPr>
+            <w:r>
+              <w:t xml:space="preserve">0.0037</w:t>
+            </w:r>
+          </w:p>
+        </w:tc>
+        <w:tc>
+          <w:tcPr/>
+          <w:p>
+            <w:pPr>
+              <w:pStyle w:val="Compact"/>
+            </w:pPr>
+            <w:r>
+              <w:t xml:space="preserve">−0.27</w:t>
+            </w:r>
+          </w:p>
+        </w:tc>
+        <w:tc>
+          <w:tcPr/>
+          <w:p>
+            <w:pPr>
+              <w:pStyle w:val="Compact"/>
+            </w:pPr>
+            <w:r>
+              <w:t xml:space="preserve">Normal</w:t>
+            </w:r>
+          </w:p>
+        </w:tc>
+        <w:tc>
+          <w:tcPr/>
+          <w:p>
+            <w:pPr>
+              <w:pStyle w:val="Compact"/>
+            </w:pPr>
+            <w:r>
+              <w:t xml:space="preserve">33</w:t>
+            </w:r>
+          </w:p>
+        </w:tc>
+      </w:tr>
+      <w:tr>
+        <w:tc>
+          <w:tcPr/>
+          <w:p>
+            <w:pPr>
+              <w:pStyle w:val="Compact"/>
+            </w:pPr>
+            <w:r>
+              <w:t xml:space="preserve">Nagpur/Koradi</w:t>
+            </w:r>
+          </w:p>
+        </w:tc>
+        <w:tc>
+          <w:tcPr/>
+          <w:p>
+            <w:pPr>
+              <w:pStyle w:val="Compact"/>
+            </w:pPr>
+            <w:r>
+              <w:t xml:space="preserve">68.6</w:t>
+            </w:r>
+          </w:p>
+        </w:tc>
+        <w:tc>
+          <w:tcPr/>
+          <w:p>
+            <w:pPr>
+              <w:pStyle w:val="Compact"/>
+            </w:pPr>
+            <w:r>
+              <w:t xml:space="preserve">0.600</w:t>
+            </w:r>
+          </w:p>
+        </w:tc>
+        <w:tc>
+          <w:tcPr/>
+          <w:p>
+            <w:pPr>
+              <w:pStyle w:val="Compact"/>
+            </w:pPr>
+            <w:r>
+              <w:t xml:space="preserve">0.0087</w:t>
+            </w:r>
+          </w:p>
+        </w:tc>
+        <w:tc>
+          <w:tcPr/>
+          <w:p>
+            <w:pPr>
+              <w:pStyle w:val="Compact"/>
+            </w:pPr>
+            <w:r>
+              <w:t xml:space="preserve">+1.19</w:t>
+            </w:r>
+          </w:p>
+        </w:tc>
+        <w:tc>
+          <w:tcPr/>
+          <w:p>
+            <w:pPr>
+              <w:pStyle w:val="Compact"/>
+            </w:pPr>
+            <w:r>
+              <w:t xml:space="preserve">Concern</w:t>
+            </w:r>
+          </w:p>
+        </w:tc>
+        <w:tc>
+          <w:tcPr/>
+          <w:p>
+            <w:pPr>
+              <w:pStyle w:val="Compact"/>
+            </w:pPr>
+            <w:r>
+              <w:t xml:space="preserve">134</w:t>
+            </w:r>
+          </w:p>
+        </w:tc>
+      </w:tr>
+    </w:tbl>
+    <w:p>
+      <w:pPr>
+        <w:pStyle w:val="BodyText"/>
+      </w:pPr>
+      <w:r>
+        <w:t xml:space="preserve">Two compounding causes: a</w:t>
+      </w:r>
+      <w:r>
+        <w:t xml:space="preserve"> </w:t>
+      </w:r>
+      <w:r>
+        <w:rPr>
+          <w:b/>
+          <w:bCs/>
+        </w:rPr>
+        <w:t xml:space="preserve">shallow winter boundary layer</w:t>
+      </w:r>
+      <w:r>
+        <w:t xml:space="preserve"> </w:t>
+      </w:r>
+      <w:r>
+        <w:t xml:space="preserve">concentrates combustion PM2.5 in the lowest few hundred metres, which barely registers in a column-integrated AOD; and</w:t>
+      </w:r>
+      <w:r>
+        <w:t xml:space="preserve"> </w:t>
+      </w:r>
+      <w:r>
+        <w:rPr>
+          <w:b/>
+          <w:bCs/>
+        </w:rPr>
+        <w:t xml:space="preserve">winter cloud leaves only ~30 cloud-free retrievals</w:t>
+      </w:r>
+      <w:r>
+        <w:t xml:space="preserve"> </w:t>
+      </w:r>
+      <w:r>
+        <w:t xml:space="preserve">out of 181 days to see even that. A screening run keying on AOD would read Katowice — a genuinely polluted place — as unremarkable.</w:t>
+      </w:r>
+    </w:p>
+    <w:bookmarkEnd w:id="29"/>
+    <w:bookmarkStart w:id="30" w:name="Xcef102801cf16071fbc5c4191eb3c6e3394db42"/>
+    <w:p>
+      <w:pPr>
+        <w:pStyle w:val="Heading3"/>
+      </w:pPr>
+      <w:r>
+        <w:t xml:space="preserve">5.2 Failure mode A — elevated column, moderate surface (mostly untested)</w:t>
+      </w:r>
+    </w:p>
+    <w:p>
+      <w:pPr>
+        <w:pStyle w:val="FirstParagraph"/>
+      </w:pPr>
+      <w:r>
+        <w:t xml:space="preserve">Ranked by AOD-per-PM2.5, the high-ratio sites are</w:t>
+      </w:r>
+      <w:r>
+        <w:t xml:space="preserve"> </w:t>
+      </w:r>
+      <w:r>
+        <w:rPr>
+          <w:b/>
+          <w:bCs/>
+        </w:rPr>
+        <w:t xml:space="preserve">not</w:t>
+      </w:r>
+      <w:r>
+        <w:t xml:space="preserve"> </w:t>
+      </w:r>
+      <w:r>
+        <w:t xml:space="preserve">the clean-dust-transport cases the brief anticipated; they are coastal/sparse-retrieval and wet-season-tropical artefacts:</w:t>
+      </w:r>
+    </w:p>
+    <w:tbl>
+      <w:tblPr>
+        <w:tblStyle w:val="Table"/>
+        <w:tblW w:type="auto" w:w="0"/>
+        <w:tblLook w:firstRow="1" w:lastRow="0" w:firstColumn="0" w:lastColumn="0" w:noHBand="0" w:noVBand="0" w:val="0020"/>
+      </w:tblPr>
+      <w:tblGrid>
+        <w:gridCol w:w="1131"/>
+        <w:gridCol w:w="1131"/>
+        <w:gridCol w:w="1131"/>
+        <w:gridCol w:w="1131"/>
+        <w:gridCol w:w="1131"/>
+        <w:gridCol w:w="1131"/>
+        <w:gridCol w:w="1131"/>
+      </w:tblGrid>
+      <w:tr>
+        <w:trPr>
+          <w:tblHeader w:val="on"/>
+        </w:trPr>
+        <w:tc>
+          <w:tcPr/>
+          <w:p>
+            <w:pPr>
+              <w:pStyle w:val="Compact"/>
+            </w:pPr>
+            <w:r>
+              <w:t xml:space="preserve">Location</w:t>
+            </w:r>
+          </w:p>
+        </w:tc>
+        <w:tc>
+          <w:tcPr/>
+          <w:p>
+            <w:pPr>
+              <w:pStyle w:val="Compact"/>
+            </w:pPr>
+            <w:r>
               <w:t xml:space="preserve">regime</w:t>
             </w:r>
           </w:p>
@@ -3958,17 +3831,17 @@
         <w:t xml:space="preserve"> </w:t>
       </w:r>
       <w:r>
-        <w:t xml:space="preserve">because its sites had no ground stations — this is the validation’s biggest sampling gap (§6), not a finding that the mode is absent in nature.</w:t>
+        <w:t xml:space="preserve">because its sites had no ground stations — this is the validation's biggest sampling gap (§6), not a finding that the mode is absent in nature.</w:t>
       </w:r>
     </w:p>
     <w:bookmarkEnd w:id="30"/>
-    <w:bookmarkStart w:id="31" w:name="Xc9888590eceee9d9a6bc54a6f0fc3a128c9f126"/>
+    <w:bookmarkStart w:id="31" w:name="Xefa7dd01de019581007442e08f58b0fe02b2465"/>
     <w:p>
       <w:pPr>
         <w:pStyle w:val="Heading3"/>
       </w:pPr>
       <w:r>
-        <w:t xml:space="preserve">5.3 The engine’s anomaly severity is orthogonal to both axes</w:t>
+        <w:t xml:space="preserve">5.3 The engine's anomaly severity tracks local spatial contrast — by design</w:t>
       </w:r>
     </w:p>
     <w:p>
@@ -3976,7 +3849,30 @@
         <w:pStyle w:val="FirstParagraph"/>
       </w:pPr>
       <w:r>
-        <w:t xml:space="preserve">Because Air-pillar severity is a local-anomaly z-score, engine band is</w:t>
+        <w:rPr>
+          <w:b/>
+          <w:bCs/>
+        </w:rPr>
+        <w:t xml:space="preserve">(Reframed, M-ATTRIB-A2, 31 May 2026. The numbers below are unchanged; the interpretation is corrected — see §5.4.)</w:t>
+      </w:r>
+      <w:r>
+        <w:t xml:space="preserve"> </w:t>
+      </w:r>
+      <w:r>
+        <w:t xml:space="preserve">The engine's AOD severity is a local-anomaly z-score (site buffer vs background ring), which means it tracks</w:t>
+      </w:r>
+      <w:r>
+        <w:t xml:space="preserve"> </w:t>
+      </w:r>
+      <w:r>
+        <w:rPr>
+          <w:b/>
+          <w:bCs/>
+        </w:rPr>
+        <w:t xml:space="preserve">supplier-attributable aerosol contribution</w:t>
+      </w:r>
+      <w:r>
+        <w:t xml:space="preserve">, not regional absolute aerosol levels. Its being</w:t>
       </w:r>
       <w:r>
         <w:t xml:space="preserve"> </w:t>
@@ -3989,7 +3885,10 @@
         <w:t xml:space="preserve">uncorrelated with absolute AOD</w:t>
       </w:r>
       <w:r>
-        <w:t xml:space="preserve">:</w:t>
+        <w:t xml:space="preserve"> </w:t>
+      </w:r>
+      <w:r>
+        <w:t xml:space="preserve">is therefore the intended behaviour, not a defect:</w:t>
       </w:r>
     </w:p>
     <w:tbl>
@@ -4240,7 +4139,23 @@
         <w:t xml:space="preserve"> </w:t>
       </w:r>
       <w:r>
-        <w:t xml:space="preserve">collapses and z ≈ 0 (Korba z = +0.03, Beijing −0.21, Abuja −0.05). Meanwhile Hilo (clean, AOD 0.06) fires</w:t>
+        <w:t xml:space="preserve">collapses and z ≈ 0 (Korba z = +0.03, Beijing −0.21, Abuja −0.05). Their suppliers are not anomalously contributing</w:t>
+      </w:r>
+      <w:r>
+        <w:t xml:space="preserve"> </w:t>
+      </w:r>
+      <w:r>
+        <w:rPr>
+          <w:i/>
+          <w:iCs/>
+        </w:rPr>
+        <w:t xml:space="preserve">above</w:t>
+      </w:r>
+      <w:r>
+        <w:t xml:space="preserve"> </w:t>
+      </w:r>
+      <w:r>
+        <w:t xml:space="preserve">the regional background, so a Normal rating is correct: there is no local contrast to attribute to the site. Conversely, clean Hilo (AOD 0.06) fires</w:t>
       </w:r>
       <w:r>
         <w:t xml:space="preserve"> </w:t>
@@ -4256,7 +4171,7 @@
         <w:t xml:space="preserve"> </w:t>
       </w:r>
       <w:r>
-        <w:t xml:space="preserve">on a small local anomaly. The engine band therefore tracks</w:t>
+        <w:t xml:space="preserve">on a small local anomaly — again correct, because the site stands out from its own clean surroundings. The engine band tracks</w:t>
       </w:r>
       <w:r>
         <w:t xml:space="preserve"> </w:t>
@@ -4269,25 +4184,38 @@
         <w:t xml:space="preserve">local spatial contrast</w:t>
       </w:r>
       <w:r>
-        <w:t xml:space="preserve">, which is neither absolute column loading nor surface PM2.5.</w:t>
-      </w:r>
-    </w:p>
-    <w:p>
-      <w:r>
-        <w:pict>
-          <v:rect style="width:0;height:1.5pt" o:hralign="center" o:hrstd="t" o:hr="t"/>
-        </w:pict>
+        <w:t xml:space="preserve">, which is exactly what supplier attribution requires — and is neither absolute column loading nor surface PM2.5, nor should it be read as either.</w:t>
       </w:r>
     </w:p>
     <w:bookmarkEnd w:id="31"/>
-    <w:bookmarkEnd w:id="32"/>
-    <w:bookmarkStart w:id="33" w:name="caveats-about-the-benchmarks-themselves"/>
-    <w:p>
-      <w:pPr>
-        <w:pStyle w:val="Heading2"/>
-      </w:pPr>
-      <w:r>
-        <w:t xml:space="preserve">§6. Caveats about the benchmarks themselves</w:t>
+    <w:bookmarkStart w:id="32" w:name="Xe512cb71ec8836bbe9218d55e43484ed22e437c"/>
+    <w:p>
+      <w:pPr>
+        <w:pStyle w:val="Heading3"/>
+      </w:pPr>
+      <w:r>
+        <w:t xml:space="preserve">5.4 Methodological framing — what AOD severity does and does not claim</w:t>
+      </w:r>
+    </w:p>
+    <w:p>
+      <w:pPr>
+        <w:pStyle w:val="FirstParagraph"/>
+      </w:pPr>
+      <w:r>
+        <w:t xml:space="preserve">The §5.3 orthogonality is easy to misread as "the severity is broken because it ignores how polluted the place actually is." It isn't. The tool's job is to detect pollution</w:t>
+      </w:r>
+      <w:r>
+        <w:t xml:space="preserve"> </w:t>
+      </w:r>
+      <w:r>
+        <w:rPr>
+          <w:b/>
+          <w:bCs/>
+        </w:rPr>
+        <w:t xml:space="preserve">attributable to a specific supplier</w:t>
+      </w:r>
+      <w:r>
+        <w:t xml:space="preserve">, not to grade absolute air quality. Read through that lens, every §5.3 row is the engine behaving correctly.</w:t>
       </w:r>
     </w:p>
     <w:p>
@@ -4303,13 +4231,13 @@
           <w:b/>
           <w:bCs/>
         </w:rPr>
-        <w:t xml:space="preserve">AOD is column; PM2.5 is surface — the mismatch is structural, not a flaw.</w:t>
-      </w:r>
-      <w:r>
-        <w:t xml:space="preserve"> </w:t>
-      </w:r>
-      <w:r>
-        <w:t xml:space="preserve">Column AOD integrates aerosol through the whole atmosphere and is sensitive to aerosol type, vertical distribution and humidity swelling; surface PM2.5 is a dry-ish mass at breathing height. They are</w:t>
+        <w:t xml:space="preserve">What the engine claims to measure.</w:t>
+      </w:r>
+      <w:r>
+        <w:t xml:space="preserve"> </w:t>
+      </w:r>
+      <w:r>
+        <w:t xml:space="preserve">A supplier-attributable</w:t>
       </w:r>
       <w:r>
         <w:t xml:space="preserve"> </w:t>
@@ -4319,13 +4247,35 @@
           <w:i/>
           <w:iCs/>
         </w:rPr>
-        <w:t xml:space="preserve">expected</w:t>
-      </w:r>
-      <w:r>
-        <w:t xml:space="preserve"> </w:t>
-      </w:r>
-      <w:r>
-        <w:t xml:space="preserve">to decouple whenever aerosol is elevated (dust, smoke aloft) or trapped low (winter inversions). This validation measures that decoupling; it does not treat it as error.</w:t>
+        <w:t xml:space="preserve">anomaly</w:t>
+      </w:r>
+      <w:r>
+        <w:t xml:space="preserve">: is this site's aerosol unusual</w:t>
+      </w:r>
+      <w:r>
+        <w:t xml:space="preserve"> </w:t>
+      </w:r>
+      <w:r>
+        <w:rPr>
+          <w:i/>
+          <w:iCs/>
+        </w:rPr>
+        <w:t xml:space="preserve">relative to its own surrounding region</w:t>
+      </w:r>
+      <w:r>
+        <w:t xml:space="preserve">? That is a local spatial-contrast question, answered by the site-vs-background-ring z-score (the §0.2 repeatable core in</w:t>
+      </w:r>
+      <w:r>
+        <w:t xml:space="preserve"> </w:t>
+      </w:r>
+      <w:r>
+        <w:rPr>
+          <w:rStyle w:val="VerbatimChar"/>
+        </w:rPr>
+        <w:t xml:space="preserve">Indicators_Computation_v4.md</w:t>
+      </w:r>
+      <w:r>
+        <w:t xml:space="preserve">).</w:t>
       </w:r>
     </w:p>
     <w:p>
@@ -4341,13 +4291,29 @@
           <w:b/>
           <w:bCs/>
         </w:rPr>
-        <w:t xml:space="preserve">N=23, operator-picked, not sampled.</w:t>
-      </w:r>
-      <w:r>
-        <w:t xml:space="preserve"> </w:t>
-      </w:r>
-      <w:r>
-        <w:t xml:space="preserve">Findings are illustrative. Per-regime correlations rest on n=4–5 and are noise-prone; the dust Spearman of 1.00 is four points.</w:t>
+        <w:t xml:space="preserve">What it does not claim to measure.</w:t>
+      </w:r>
+      <w:r>
+        <w:t xml:space="preserve"> </w:t>
+      </w:r>
+      <w:r>
+        <w:t xml:space="preserve">Regional absolute aerosol loading, or surface PM2.5. A Normal AOD severity does</w:t>
+      </w:r>
+      <w:r>
+        <w:t xml:space="preserve"> </w:t>
+      </w:r>
+      <w:r>
+        <w:rPr>
+          <w:b/>
+          <w:bCs/>
+        </w:rPr>
+        <w:t xml:space="preserve">not</w:t>
+      </w:r>
+      <w:r>
+        <w:t xml:space="preserve"> </w:t>
+      </w:r>
+      <w:r>
+        <w:t xml:space="preserve">mean the air is clean — it means the site is not contributing anomalous aerosol versus its surroundings. A uniformly hazy megacity can be deeply unhealthy and still, correctly, contain no single supplier that stands out locally.</w:t>
       </w:r>
     </w:p>
     <w:p>
@@ -4363,55 +4329,26 @@
           <w:b/>
           <w:bCs/>
         </w:rPr>
-        <w:t xml:space="preserve">Station coverage is geographically lopsided.</w:t>
-      </w:r>
-      <w:r>
-        <w:t xml:space="preserve"> </w:t>
-      </w:r>
-      <w:r>
-        <w:t xml:space="preserve">Europe, the US, India, Australia/NZ have dense live networks;</w:t>
-      </w:r>
-      <w:r>
-        <w:t xml:space="preserve"> </w:t>
-      </w:r>
-      <w:r>
-        <w:rPr>
-          <w:b/>
-          <w:bCs/>
-        </w:rPr>
-        <w:t xml:space="preserve">China, the Sahara/Sahel and southern Africa effectively have none on OpenAQ</w:t>
-      </w:r>
-      <w:r>
-        <w:t xml:space="preserve"> </w:t>
-      </w:r>
-      <w:r>
-        <w:t xml:space="preserve">for this window. Five brief candidates (Cairo, Lanzhou, Datong, Kano, eMalahleni) were dropped for zero live stations, and the dust regime in particular was pulled toward dust-</w:t>
-      </w:r>
-      <w:r>
-        <w:rPr>
-          <w:i/>
-          <w:iCs/>
-        </w:rPr>
-        <w:t xml:space="preserve">influenced urban</w:t>
-      </w:r>
-      <w:r>
-        <w:t xml:space="preserve"> </w:t>
-      </w:r>
-      <w:r>
-        <w:t xml:space="preserve">sites — so the</w:t>
-      </w:r>
-      <w:r>
-        <w:t xml:space="preserve"> </w:t>
-      </w:r>
-      <w:r>
-        <w:rPr>
-          <w:b/>
-          <w:bCs/>
-        </w:rPr>
-        <w:t xml:space="preserve">pure elevated-dust-column failure mode is under-sampled</w:t>
-      </w:r>
-      <w:r>
-        <w:t xml:space="preserve">. This is the single most important limitation.</w:t>
+        <w:t xml:space="preserve">Why this matters for the validation findings.</w:t>
+      </w:r>
+      <w:r>
+        <w:t xml:space="preserve"> </w:t>
+      </w:r>
+      <w:r>
+        <w:t xml:space="preserve">Nothing in §3–§5 changes: the daily AOD↔PM2.5 median r = 0.23 is still true; the column-vs-surface mismatch (§5.1, §6) is still real; the clean-vs-polluted cross-site correlation (§1) is still the weak driver it was. What changes is only how the recommendation reads. The orthogonality of §5.3 is</w:t>
+      </w:r>
+      <w:r>
+        <w:t xml:space="preserve"> </w:t>
+      </w:r>
+      <w:r>
+        <w:rPr>
+          <w:b/>
+          <w:bCs/>
+        </w:rPr>
+        <w:t xml:space="preserve">evidence the attributability detector works</w:t>
+      </w:r>
+      <w:r>
+        <w:t xml:space="preserve">, not evidence it is miscalibrated.</w:t>
       </w:r>
     </w:p>
     <w:p>
@@ -4427,130 +4364,44 @@
           <w:b/>
           <w:bCs/>
         </w:rPr>
-        <w:t xml:space="preserve">AOD retrieval requires cloud-free daylight, and that bias is severe and regime-correlated.</w:t>
-      </w:r>
-      <w:r>
-        <w:t xml:space="preserve"> </w:t>
-      </w:r>
-      <w:r>
-        <w:t xml:space="preserve">Valid AOD days per regime (of 181):</w:t>
-      </w:r>
-      <w:r>
-        <w:t xml:space="preserve"> </w:t>
-      </w:r>
-      <w:r>
-        <w:rPr>
-          <w:b/>
-          <w:bCs/>
-        </w:rPr>
-        <w:t xml:space="preserve">dust 120–128</w:t>
-      </w:r>
-      <w:r>
-        <w:t xml:space="preserve"> </w:t>
-      </w:r>
-      <w:r>
-        <w:t xml:space="preserve">(arid clear skies), industrial 16–117, biomass 15–120,</w:t>
-      </w:r>
-      <w:r>
-        <w:t xml:space="preserve"> </w:t>
-      </w:r>
-      <w:r>
-        <w:rPr>
-          <w:b/>
-          <w:bCs/>
-        </w:rPr>
-        <w:t xml:space="preserve">coal 30–33</w:t>
-      </w:r>
-      <w:r>
-        <w:t xml:space="preserve"> </w:t>
-      </w:r>
-      <w:r>
-        <w:t xml:space="preserve">at the European sites,</w:t>
-      </w:r>
-      <w:r>
-        <w:t xml:space="preserve"> </w:t>
-      </w:r>
-      <w:r>
-        <w:rPr>
-          <w:b/>
-          <w:bCs/>
-        </w:rPr>
-        <w:t xml:space="preserve">clean median 23</w:t>
-      </w:r>
-      <w:r>
-        <w:t xml:space="preserve"> </w:t>
-      </w:r>
-      <w:r>
-        <w:t xml:space="preserve">(Reykjavik</w:t>
-      </w:r>
-      <w:r>
-        <w:t xml:space="preserve"> </w:t>
-      </w:r>
-      <w:r>
-        <w:rPr>
-          <w:b/>
-          <w:bCs/>
-        </w:rPr>
-        <w:t xml:space="preserve">2</w:t>
-      </w:r>
-      <w:r>
-        <w:t xml:space="preserve">, Bergen 23, Hilo 18). The proxy is best-observed exactly where aerosol is dust and worst-observed where it is winter combustion or high-latitude — which compounds failure mode B.</w:t>
-      </w:r>
-    </w:p>
-    <w:p>
-      <w:pPr>
-        <w:pStyle w:val="Compact"/>
-        <w:numPr>
-          <w:ilvl w:val="0"/>
-          <w:numId w:val="1006"/>
-        </w:numPr>
-      </w:pPr>
-      <w:r>
-        <w:rPr>
-          <w:b/>
-          <w:bCs/>
-        </w:rPr>
-        <w:t xml:space="preserve">The window misses two of the three biomass burn seasons</w:t>
-      </w:r>
-      <w:r>
-        <w:t xml:space="preserve"> </w:t>
-      </w:r>
-      <w:r>
-        <w:t xml:space="preserve">(§2.2). Off-season biomass sites are quiet by construction; only Chiang Mai is in-season. The biomass conclusion is</w:t>
-      </w:r>
-      <w:r>
-        <w:t xml:space="preserve"> </w:t>
-      </w:r>
-      <w:r>
-        <w:t xml:space="preserve">“works in burn season, dormant otherwise,”</w:t>
-      </w:r>
-      <w:r>
-        <w:t xml:space="preserve"> </w:t>
-      </w:r>
-      <w:r>
-        <w:t xml:space="preserve">with one in-season site supporting the first clause.</w:t>
-      </w:r>
-    </w:p>
-    <w:p>
-      <w:pPr>
-        <w:pStyle w:val="Compact"/>
-        <w:numPr>
-          <w:ilvl w:val="0"/>
-          <w:numId w:val="1006"/>
-        </w:numPr>
-      </w:pPr>
-      <w:r>
-        <w:rPr>
-          <w:b/>
-          <w:bCs/>
-        </w:rPr>
-        <w:t xml:space="preserve">OpenAQ mixes reference monitors and low-cost sensors</w:t>
-      </w:r>
-      <w:r>
-        <w:t xml:space="preserve"> </w:t>
-      </w:r>
-      <w:r>
-        <w:t xml:space="preserve">of varying calibration; the Beijing station is a research feed (weaker provenance than a reference monitor), and Hilo can carry episodic Kīlauea volcanic vog rather than pure clean background.</w:t>
+        <w:t xml:space="preserve">What the AOD severity output means to a user.</w:t>
+      </w:r>
+      <w:r>
+        <w:t xml:space="preserve"> </w:t>
+      </w:r>
+      <w:r>
+        <w:t xml:space="preserve">"This site's aerosol does / does not stand out from its region." It is a defensible supplier-attributability detector that correctly identifies local aerosol contrast. It is</w:t>
+      </w:r>
+      <w:r>
+        <w:t xml:space="preserve"> </w:t>
+      </w:r>
+      <w:r>
+        <w:rPr>
+          <w:b/>
+          <w:bCs/>
+        </w:rPr>
+        <w:t xml:space="preserve">not</w:t>
+      </w:r>
+      <w:r>
+        <w:t xml:space="preserve"> </w:t>
+      </w:r>
+      <w:r>
+        <w:t xml:space="preserve">a defensible surface-PM2.5 proxy, and the tool does not present it as one (the column value is shown for context, labelled as column density — see</w:t>
+      </w:r>
+      <w:r>
+        <w:t xml:space="preserve"> </w:t>
+      </w:r>
+      <w:r>
+        <w:rPr>
+          <w:rStyle w:val="VerbatimChar"/>
+        </w:rPr>
+        <w:t xml:space="preserve">Indicators_Computation_v4.md</w:t>
+      </w:r>
+      <w:r>
+        <w:t xml:space="preserve"> </w:t>
+      </w:r>
+      <w:r>
+        <w:t xml:space="preserve">§0.7 and §1.5).</w:t>
       </w:r>
     </w:p>
     <w:p>
@@ -4558,23 +4409,23 @@
         <w:pStyle w:val="FirstParagraph"/>
       </w:pPr>
       <w:r>
-        <w:t xml:space="preserve">The honest framing:</w:t>
-      </w:r>
-      <w:r>
-        <w:t xml:space="preserve"> </w:t>
-      </w:r>
-      <w:r>
-        <w:rPr>
-          <w:b/>
-          <w:bCs/>
-        </w:rPr>
-        <w:t xml:space="preserve">AOD and PM2.5 measure different physical quantities, and the satellite column is not surface ground truth.</w:t>
-      </w:r>
-      <w:r>
-        <w:t xml:space="preserve"> </w:t>
-      </w:r>
-      <w:r>
-        <w:t xml:space="preserve">Where aerosol is co-located at surface and column (fresh combustion smoke), they agree well; where it is layered or trapped, they diverge for sound physical reasons. The validation’s reach is bounded by where ground stations exist — and they do not exist where the most diagnostic dust cases live.</w:t>
+        <w:t xml:space="preserve">This framing is consistent with the §7 calibration options: reframing AOD as a spatial-contrast / context detector (rather than a surface-PM2.5 severity) is the interpretation §5.4 makes explicit. The remaining open question for the sweep is whether to additionally</w:t>
+      </w:r>
+      <w:r>
+        <w:t xml:space="preserve"> </w:t>
+      </w:r>
+      <w:r>
+        <w:rPr>
+          <w:i/>
+          <w:iCs/>
+        </w:rPr>
+        <w:t xml:space="preserve">regime-tag</w:t>
+      </w:r>
+      <w:r>
+        <w:t xml:space="preserve"> </w:t>
+      </w:r>
+      <w:r>
+        <w:t xml:space="preserve">AOD (§7 option a) so dust and inversion regimes carry an explicit reliability flag — that is a refinement on top of the attributability framing, not a replacement for it.</w:t>
       </w:r>
     </w:p>
     <w:p>
@@ -4584,22 +4435,15 @@
         </w:pict>
       </w:r>
     </w:p>
+    <w:bookmarkEnd w:id="32"/>
     <w:bookmarkEnd w:id="33"/>
-    <w:bookmarkStart w:id="34" w:name="implications-for-calibration"/>
+    <w:bookmarkStart w:id="34" w:name="X02082d52617841ca8060dc096f5cf009e660c58"/>
     <w:p>
       <w:pPr>
         <w:pStyle w:val="Heading2"/>
       </w:pPr>
       <w:r>
-        <w:t xml:space="preserve">§7. Implications for calibration</w:t>
-      </w:r>
-    </w:p>
-    <w:p>
-      <w:pPr>
-        <w:pStyle w:val="FirstParagraph"/>
-      </w:pPr>
-      <w:r>
-        <w:t xml:space="preserve">For the upcoming calibration-sweep spec:</w:t>
+        <w:t xml:space="preserve">§6. Caveats about the benchmarks themselves</w:t>
       </w:r>
     </w:p>
     <w:p>
@@ -4615,29 +4459,13 @@
           <w:b/>
           <w:bCs/>
         </w:rPr>
-        <w:t xml:space="preserve">AOD severity should be regime-aware, or AOD should be reframed as context.</w:t>
-      </w:r>
-      <w:r>
-        <w:t xml:space="preserve"> </w:t>
-      </w:r>
-      <w:r>
-        <w:t xml:space="preserve">Today the engine emits one anomaly-z grammar everywhere, and it tracks neither surface PM2.5 nor absolute AOD (§5.3). Options for the sweep to weigh: (a)</w:t>
-      </w:r>
-      <w:r>
-        <w:t xml:space="preserve"> </w:t>
-      </w:r>
-      <w:r>
-        <w:rPr>
-          <w:b/>
-          <w:bCs/>
-        </w:rPr>
-        <w:t xml:space="preserve">regime-tag AOD</w:t>
-      </w:r>
-      <w:r>
-        <w:t xml:space="preserve"> </w:t>
-      </w:r>
-      <w:r>
-        <w:t xml:space="preserve">so that known dust regions carry an explicit</w:t>
+        <w:t xml:space="preserve">AOD is column; PM2.5 is surface — the mismatch is structural, not a flaw.</w:t>
+      </w:r>
+      <w:r>
+        <w:t xml:space="preserve"> </w:t>
+      </w:r>
+      <w:r>
+        <w:t xml:space="preserve">Column AOD integrates aerosol through the whole atmosphere and is sensitive to aerosol type, vertical distribution and humidity swelling; surface PM2.5 is a dry-ish mass at breathing height. They are</w:t>
       </w:r>
       <w:r>
         <w:t xml:space="preserve"> </w:t>
@@ -4647,61 +4475,13 @@
           <w:i/>
           <w:iCs/>
         </w:rPr>
-        <w:t xml:space="preserve">“AOD-as-PM2.5-proxy unreliable here — elevated column”</w:t>
-      </w:r>
-      <w:r>
-        <w:t xml:space="preserve"> </w:t>
-      </w:r>
-      <w:r>
-        <w:t xml:space="preserve">flag and known winter-inversion regions carry a</w:t>
-      </w:r>
-      <w:r>
-        <w:t xml:space="preserve"> </w:t>
-      </w:r>
-      <w:r>
-        <w:rPr>
-          <w:i/>
-          <w:iCs/>
-        </w:rPr>
-        <w:t xml:space="preserve">“column under-reads surface”</w:t>
-      </w:r>
-      <w:r>
-        <w:t xml:space="preserve"> </w:t>
-      </w:r>
-      <w:r>
-        <w:t xml:space="preserve">flag; (b)</w:t>
-      </w:r>
-      <w:r>
-        <w:t xml:space="preserve"> </w:t>
-      </w:r>
-      <w:r>
-        <w:rPr>
-          <w:b/>
-          <w:bCs/>
-        </w:rPr>
-        <w:t xml:space="preserve">demote AOD to a context indicator</w:t>
-      </w:r>
-      <w:r>
-        <w:t xml:space="preserve"> </w:t>
-      </w:r>
-      <w:r>
-        <w:t xml:space="preserve">(as Hansen/ODIAC were demoted) rather than a firing severity, since absolute column is not a surface-PM2.5 severity; (c) keep the anomaly z but</w:t>
-      </w:r>
-      <w:r>
-        <w:t xml:space="preserve"> </w:t>
-      </w:r>
-      <w:r>
-        <w:rPr>
-          <w:b/>
-          <w:bCs/>
-        </w:rPr>
-        <w:t xml:space="preserve">stop presenting it as an air-quality severity</w:t>
-      </w:r>
-      <w:r>
-        <w:t xml:space="preserve"> </w:t>
-      </w:r>
-      <w:r>
-        <w:t xml:space="preserve">— it is a spatial-contrast detector.</w:t>
+        <w:t xml:space="preserve">expected</w:t>
+      </w:r>
+      <w:r>
+        <w:t xml:space="preserve"> </w:t>
+      </w:r>
+      <w:r>
+        <w:t xml:space="preserve">to decouple whenever aerosol is elevated (dust, smoke aloft) or trapped low (winter inversions). This validation measures that decoupling; it does not treat it as error.</w:t>
       </w:r>
     </w:p>
     <w:p>
@@ -4717,38 +4497,13 @@
           <w:b/>
           <w:bCs/>
         </w:rPr>
-        <w:t xml:space="preserve">Do not build an absolute-AOD severity band naïvely.</w:t>
-      </w:r>
-      <w:r>
-        <w:t xml:space="preserve"> </w:t>
-      </w:r>
-      <w:r>
-        <w:t xml:space="preserve">A fixed</w:t>
-      </w:r>
-      <w:r>
-        <w:t xml:space="preserve"> </w:t>
-      </w:r>
-      <w:r>
-        <w:t xml:space="preserve">“AOD &gt; X → severe”</w:t>
-      </w:r>
-      <w:r>
-        <w:t xml:space="preserve"> </w:t>
-      </w:r>
-      <w:r>
-        <w:t xml:space="preserve">cut would fire on Saharan dust outbreaks (high column, breathable surface load far lower) and stay silent on Katowice-style trapped winter PM2.5 (high surface, thin column). Any absolute band must be</w:t>
-      </w:r>
-      <w:r>
-        <w:t xml:space="preserve"> </w:t>
-      </w:r>
-      <w:r>
-        <w:rPr>
-          <w:b/>
-          <w:bCs/>
-        </w:rPr>
-        <w:t xml:space="preserve">paired with a dust/biomass regime tag and a boundary-layer or season conditioner</w:t>
-      </w:r>
-      <w:r>
-        <w:t xml:space="preserve">.</w:t>
+        <w:t xml:space="preserve">N=23, operator-picked, not sampled.</w:t>
+      </w:r>
+      <w:r>
+        <w:t xml:space="preserve"> </w:t>
+      </w:r>
+      <w:r>
+        <w:t xml:space="preserve">Findings are illustrative. Per-regime correlations rest on n=4–5 and are noise-prone; the dust Spearman of 1.00 is four points.</w:t>
       </w:r>
     </w:p>
     <w:p>
@@ -4764,25 +4519,55 @@
           <w:b/>
           <w:bCs/>
         </w:rPr>
-        <w:t xml:space="preserve">Surface the retrieval-coverage caveat in the M-UX-A1 transparency layer.</w:t>
-      </w:r>
-      <w:r>
-        <w:t xml:space="preserve"> </w:t>
-      </w:r>
-      <w:r>
-        <w:t xml:space="preserve">When AOD has &lt;~30 valid days in the window (high-latitude, winter, cloudy-tropical), the score should declare low AOD observability rather than implying a confident reading — mirroring the GHG validation’s</w:t>
-      </w:r>
-      <w:r>
-        <w:t xml:space="preserve"> </w:t>
-      </w:r>
-      <w:r>
-        <w:t xml:space="preserve">“known-weak for this source type”</w:t>
-      </w:r>
-      <w:r>
-        <w:t xml:space="preserve"> </w:t>
-      </w:r>
-      <w:r>
-        <w:t xml:space="preserve">recommendation.</w:t>
+        <w:t xml:space="preserve">Station coverage is geographically lopsided.</w:t>
+      </w:r>
+      <w:r>
+        <w:t xml:space="preserve"> </w:t>
+      </w:r>
+      <w:r>
+        <w:t xml:space="preserve">Europe, the US, India, Australia/NZ have dense live networks;</w:t>
+      </w:r>
+      <w:r>
+        <w:t xml:space="preserve"> </w:t>
+      </w:r>
+      <w:r>
+        <w:rPr>
+          <w:b/>
+          <w:bCs/>
+        </w:rPr>
+        <w:t xml:space="preserve">China, the Sahara/Sahel and southern Africa effectively have none on OpenAQ</w:t>
+      </w:r>
+      <w:r>
+        <w:t xml:space="preserve"> </w:t>
+      </w:r>
+      <w:r>
+        <w:t xml:space="preserve">for this window. Five brief candidates (Cairo, Lanzhou, Datong, Kano, eMalahleni) were dropped for zero live stations, and the dust regime in particular was pulled toward dust-</w:t>
+      </w:r>
+      <w:r>
+        <w:rPr>
+          <w:i/>
+          <w:iCs/>
+        </w:rPr>
+        <w:t xml:space="preserve">influenced urban</w:t>
+      </w:r>
+      <w:r>
+        <w:t xml:space="preserve"> </w:t>
+      </w:r>
+      <w:r>
+        <w:t xml:space="preserve">sites — so the</w:t>
+      </w:r>
+      <w:r>
+        <w:t xml:space="preserve"> </w:t>
+      </w:r>
+      <w:r>
+        <w:rPr>
+          <w:b/>
+          <w:bCs/>
+        </w:rPr>
+        <w:t xml:space="preserve">pure elevated-dust-column failure mode is under-sampled</w:t>
+      </w:r>
+      <w:r>
+        <w:t xml:space="preserve">. This is the single most important limitation.</w:t>
       </w:r>
     </w:p>
     <w:p>
@@ -4798,22 +4583,142 @@
           <w:b/>
           <w:bCs/>
         </w:rPr>
-        <w:t xml:space="preserve">Treat the column-DN-vs-physical-AOD factor of 1000 as a documentation item.</w:t>
-      </w:r>
-      <w:r>
-        <w:t xml:space="preserve"> </w:t>
-      </w:r>
-      <w:r>
-        <w:rPr>
-          <w:rStyle w:val="VerbatimChar"/>
-        </w:rPr>
-        <w:t xml:space="preserve">scale_factor=1.0</w:t>
-      </w:r>
-      <w:r>
-        <w:t xml:space="preserve"> </w:t>
-      </w:r>
-      <w:r>
-        <w:t xml:space="preserve">is harmless for the z-score but means any future absolute-AOD threshold must be specified in DN, or the band will be off by 1000×. The sweep should pick one convention and state it.</w:t>
+        <w:t xml:space="preserve">AOD retrieval requires cloud-free daylight, and that bias is severe and regime-correlated.</w:t>
+      </w:r>
+      <w:r>
+        <w:t xml:space="preserve"> </w:t>
+      </w:r>
+      <w:r>
+        <w:t xml:space="preserve">Valid AOD days per regime (of 181):</w:t>
+      </w:r>
+      <w:r>
+        <w:t xml:space="preserve"> </w:t>
+      </w:r>
+      <w:r>
+        <w:rPr>
+          <w:b/>
+          <w:bCs/>
+        </w:rPr>
+        <w:t xml:space="preserve">dust 120–128</w:t>
+      </w:r>
+      <w:r>
+        <w:t xml:space="preserve"> </w:t>
+      </w:r>
+      <w:r>
+        <w:t xml:space="preserve">(arid clear skies), industrial 16–117, biomass 15–120,</w:t>
+      </w:r>
+      <w:r>
+        <w:t xml:space="preserve"> </w:t>
+      </w:r>
+      <w:r>
+        <w:rPr>
+          <w:b/>
+          <w:bCs/>
+        </w:rPr>
+        <w:t xml:space="preserve">coal 30–33</w:t>
+      </w:r>
+      <w:r>
+        <w:t xml:space="preserve"> </w:t>
+      </w:r>
+      <w:r>
+        <w:t xml:space="preserve">at the European sites,</w:t>
+      </w:r>
+      <w:r>
+        <w:t xml:space="preserve"> </w:t>
+      </w:r>
+      <w:r>
+        <w:rPr>
+          <w:b/>
+          <w:bCs/>
+        </w:rPr>
+        <w:t xml:space="preserve">clean median 23</w:t>
+      </w:r>
+      <w:r>
+        <w:t xml:space="preserve"> </w:t>
+      </w:r>
+      <w:r>
+        <w:t xml:space="preserve">(Reykjavik</w:t>
+      </w:r>
+      <w:r>
+        <w:t xml:space="preserve"> </w:t>
+      </w:r>
+      <w:r>
+        <w:rPr>
+          <w:b/>
+          <w:bCs/>
+        </w:rPr>
+        <w:t xml:space="preserve">2</w:t>
+      </w:r>
+      <w:r>
+        <w:t xml:space="preserve">, Bergen 23, Hilo 18). The proxy is best-observed exactly where aerosol is dust and worst-observed where it is winter combustion or high-latitude — which compounds failure mode B.</w:t>
+      </w:r>
+    </w:p>
+    <w:p>
+      <w:pPr>
+        <w:pStyle w:val="Compact"/>
+        <w:numPr>
+          <w:ilvl w:val="0"/>
+          <w:numId w:val="1007"/>
+        </w:numPr>
+      </w:pPr>
+      <w:r>
+        <w:rPr>
+          <w:b/>
+          <w:bCs/>
+        </w:rPr>
+        <w:t xml:space="preserve">The window misses two of the three biomass burn seasons</w:t>
+      </w:r>
+      <w:r>
+        <w:t xml:space="preserve"> </w:t>
+      </w:r>
+      <w:r>
+        <w:t xml:space="preserve">(§2.2). Off-season biomass sites are quiet by construction; only Chiang Mai is in-season. The biomass conclusion is "works in burn season, dormant otherwise," with one in-season site supporting the first clause.</w:t>
+      </w:r>
+    </w:p>
+    <w:p>
+      <w:pPr>
+        <w:pStyle w:val="Compact"/>
+        <w:numPr>
+          <w:ilvl w:val="0"/>
+          <w:numId w:val="1007"/>
+        </w:numPr>
+      </w:pPr>
+      <w:r>
+        <w:rPr>
+          <w:b/>
+          <w:bCs/>
+        </w:rPr>
+        <w:t xml:space="preserve">OpenAQ mixes reference monitors and low-cost sensors</w:t>
+      </w:r>
+      <w:r>
+        <w:t xml:space="preserve"> </w:t>
+      </w:r>
+      <w:r>
+        <w:t xml:space="preserve">of varying calibration; the Beijing station is a research feed (weaker provenance than a reference monitor), and Hilo can carry episodic Kīlauea volcanic vog rather than pure clean background.</w:t>
+      </w:r>
+    </w:p>
+    <w:p>
+      <w:pPr>
+        <w:pStyle w:val="FirstParagraph"/>
+      </w:pPr>
+      <w:r>
+        <w:t xml:space="preserve">The honest framing:</w:t>
+      </w:r>
+      <w:r>
+        <w:t xml:space="preserve"> </w:t>
+      </w:r>
+      <w:r>
+        <w:rPr>
+          <w:b/>
+          <w:bCs/>
+        </w:rPr>
+        <w:t xml:space="preserve">AOD and PM2.5 measure different physical quantities, and the satellite column is not surface ground truth.</w:t>
+      </w:r>
+      <w:r>
+        <w:t xml:space="preserve"> </w:t>
+      </w:r>
+      <w:r>
+        <w:t xml:space="preserve">Where aerosol is co-located at surface and column (fresh combustion smoke), they agree well; where it is layered or trapped, they diverge for sound physical reasons. The validation's reach is bounded by where ground stations exist — and they do not exist where the most diagnostic dust cases live.</w:t>
       </w:r>
     </w:p>
     <w:p>
@@ -4824,13 +4729,21 @@
       </w:r>
     </w:p>
     <w:bookmarkEnd w:id="34"/>
-    <w:bookmarkStart w:id="35" w:name="Xb0b605c131bb656efa7a6e409876e5fc3b54e73"/>
+    <w:bookmarkStart w:id="35" w:name="X2531c0a1e0e71001576ce00e46359a246a0ac6b"/>
     <w:p>
       <w:pPr>
         <w:pStyle w:val="Heading2"/>
       </w:pPr>
       <w:r>
-        <w:t xml:space="preserve">§8. Open questions for the calibration-sweep spec</w:t>
+        <w:t xml:space="preserve">§7. Implications for calibration</w:t>
+      </w:r>
+    </w:p>
+    <w:p>
+      <w:pPr>
+        <w:pStyle w:val="FirstParagraph"/>
+      </w:pPr>
+      <w:r>
+        <w:t xml:space="preserve">For the upcoming calibration-sweep spec:</w:t>
       </w:r>
     </w:p>
     <w:p>
@@ -4846,13 +4759,93 @@
           <w:b/>
           <w:bCs/>
         </w:rPr>
-        <w:t xml:space="preserve">Regime-aware AOD:</w:t>
-      </w:r>
-      <w:r>
-        <w:t xml:space="preserve"> </w:t>
-      </w:r>
-      <w:r>
-        <w:t xml:space="preserve">should the sweep introduce a per-location dust/biomass/inversion tag that conditions AOD severity (or suppresses it), and where would that tag come from — a static climatology, the AAI absorbing-aerosol channel, or a live boundary-layer-height feed?</w:t>
+        <w:t xml:space="preserve">AOD severity should be regime-aware, or AOD should be reframed as context.</w:t>
+      </w:r>
+      <w:r>
+        <w:t xml:space="preserve"> </w:t>
+      </w:r>
+      <w:r>
+        <w:t xml:space="preserve">Today the engine emits one anomaly-z grammar everywhere, and it tracks neither surface PM2.5 nor absolute AOD (§5.3). Options for the sweep to weigh: (a)</w:t>
+      </w:r>
+      <w:r>
+        <w:t xml:space="preserve"> </w:t>
+      </w:r>
+      <w:r>
+        <w:rPr>
+          <w:b/>
+          <w:bCs/>
+        </w:rPr>
+        <w:t xml:space="preserve">regime-tag AOD</w:t>
+      </w:r>
+      <w:r>
+        <w:t xml:space="preserve"> </w:t>
+      </w:r>
+      <w:r>
+        <w:t xml:space="preserve">so that known dust regions carry an explicit</w:t>
+      </w:r>
+      <w:r>
+        <w:t xml:space="preserve"> </w:t>
+      </w:r>
+      <w:r>
+        <w:rPr>
+          <w:i/>
+          <w:iCs/>
+        </w:rPr>
+        <w:t xml:space="preserve">"AOD-as-PM2.5-proxy unreliable here — elevated column"</w:t>
+      </w:r>
+      <w:r>
+        <w:t xml:space="preserve"> </w:t>
+      </w:r>
+      <w:r>
+        <w:t xml:space="preserve">flag and known winter-inversion regions carry a</w:t>
+      </w:r>
+      <w:r>
+        <w:t xml:space="preserve"> </w:t>
+      </w:r>
+      <w:r>
+        <w:rPr>
+          <w:i/>
+          <w:iCs/>
+        </w:rPr>
+        <w:t xml:space="preserve">"column under-reads surface"</w:t>
+      </w:r>
+      <w:r>
+        <w:t xml:space="preserve"> </w:t>
+      </w:r>
+      <w:r>
+        <w:t xml:space="preserve">flag; (b)</w:t>
+      </w:r>
+      <w:r>
+        <w:t xml:space="preserve"> </w:t>
+      </w:r>
+      <w:r>
+        <w:rPr>
+          <w:b/>
+          <w:bCs/>
+        </w:rPr>
+        <w:t xml:space="preserve">demote AOD to a context indicator</w:t>
+      </w:r>
+      <w:r>
+        <w:t xml:space="preserve"> </w:t>
+      </w:r>
+      <w:r>
+        <w:t xml:space="preserve">(as Hansen/ODIAC were demoted) rather than a firing severity, since absolute column is not a surface-PM2.5 severity; (c) keep the anomaly z but</w:t>
+      </w:r>
+      <w:r>
+        <w:t xml:space="preserve"> </w:t>
+      </w:r>
+      <w:r>
+        <w:rPr>
+          <w:b/>
+          <w:bCs/>
+        </w:rPr>
+        <w:t xml:space="preserve">stop presenting it as an air-quality severity</w:t>
+      </w:r>
+      <w:r>
+        <w:t xml:space="preserve"> </w:t>
+      </w:r>
+      <w:r>
+        <w:t xml:space="preserve">— it is a spatial-contrast detector.</w:t>
       </w:r>
     </w:p>
     <w:p>
@@ -4868,29 +4861,26 @@
           <w:b/>
           <w:bCs/>
         </w:rPr>
-        <w:t xml:space="preserve">Dust sampling gap:</w:t>
-      </w:r>
-      <w:r>
-        <w:t xml:space="preserve"> </w:t>
-      </w:r>
-      <w:r>
-        <w:t xml:space="preserve">the most diagnostic dust cases (Saharan/Gobi transport over moderate-surface sites) have no ground PM2.5. Should the spec commission a</w:t>
-      </w:r>
-      <w:r>
-        <w:t xml:space="preserve"> </w:t>
-      </w:r>
-      <w:r>
-        <w:rPr>
-          <w:b/>
-          <w:bCs/>
-        </w:rPr>
-        <w:t xml:space="preserve">non-OpenAQ benchmark for dust</w:t>
-      </w:r>
-      <w:r>
-        <w:t xml:space="preserve"> </w:t>
-      </w:r>
-      <w:r>
-        <w:t xml:space="preserve">(e.g. AERONET AOD + a reanalysis PM2.5 like CAMS or MERRA-2) to characterise the elevated-column failure mode the station network cannot reach?</w:t>
+        <w:t xml:space="preserve">Do not build an absolute-AOD severity band naïvely.</w:t>
+      </w:r>
+      <w:r>
+        <w:t xml:space="preserve"> </w:t>
+      </w:r>
+      <w:r>
+        <w:t xml:space="preserve">A fixed "AOD &gt; X → severe" cut would fire on Saharan dust outbreaks (high column, breathable surface load far lower) and stay silent on Katowice-style trapped winter PM2.5 (high surface, thin column). Any absolute band must be</w:t>
+      </w:r>
+      <w:r>
+        <w:t xml:space="preserve"> </w:t>
+      </w:r>
+      <w:r>
+        <w:rPr>
+          <w:b/>
+          <w:bCs/>
+        </w:rPr>
+        <w:t xml:space="preserve">paired with a dust/biomass regime tag and a boundary-layer or season conditioner</w:t>
+      </w:r>
+      <w:r>
+        <w:t xml:space="preserve">.</w:t>
       </w:r>
     </w:p>
     <w:p>
@@ -4906,54 +4896,13 @@
           <w:b/>
           <w:bCs/>
         </w:rPr>
-        <w:t xml:space="preserve">Burn-season AOD:</w:t>
-      </w:r>
-      <w:r>
-        <w:t xml:space="preserve"> </w:t>
-      </w:r>
-      <w:r>
-        <w:t xml:space="preserve">Chiang Mai shows AOD is a strong surface proxy</w:t>
-      </w:r>
-      <w:r>
-        <w:t xml:space="preserve"> </w:t>
-      </w:r>
-      <w:r>
-        <w:rPr>
-          <w:i/>
-          <w:iCs/>
-        </w:rPr>
-        <w:t xml:space="preserve">in active burning</w:t>
-      </w:r>
-      <w:r>
-        <w:t xml:space="preserve">. Should AOD severity be</w:t>
-      </w:r>
-      <w:r>
-        <w:t xml:space="preserve"> </w:t>
-      </w:r>
-      <w:r>
-        <w:rPr>
-          <w:b/>
-          <w:bCs/>
-        </w:rPr>
-        <w:t xml:space="preserve">seasonally gated</w:t>
-      </w:r>
-      <w:r>
-        <w:t xml:space="preserve"> </w:t>
-      </w:r>
-      <w:r>
-        <w:t xml:space="preserve">for biomass regions (trusted in burn season, context-only otherwise), and how is</w:t>
-      </w:r>
-      <w:r>
-        <w:t xml:space="preserve"> </w:t>
-      </w:r>
-      <w:r>
-        <w:t xml:space="preserve">“burn season”</w:t>
-      </w:r>
-      <w:r>
-        <w:t xml:space="preserve"> </w:t>
-      </w:r>
-      <w:r>
-        <w:t xml:space="preserve">detected operationally — FIRMS fire counts, AAI, or a fixed calendar?</w:t>
+        <w:t xml:space="preserve">Surface the retrieval-coverage caveat in the M-UX-A1 transparency layer.</w:t>
+      </w:r>
+      <w:r>
+        <w:t xml:space="preserve"> </w:t>
+      </w:r>
+      <w:r>
+        <w:t xml:space="preserve">When AOD has &lt;~30 valid days in the window (high-latitude, winter, cloudy-tropical), the score should declare low AOD observability rather than implying a confident reading — mirroring the GHG validation's "known-weak for this source type" recommendation.</w:t>
       </w:r>
     </w:p>
     <w:p>
@@ -4969,13 +4918,39 @@
           <w:b/>
           <w:bCs/>
         </w:rPr>
-        <w:t xml:space="preserve">Boundary-layer conditioning:</w:t>
-      </w:r>
-      <w:r>
-        <w:t xml:space="preserve"> </w:t>
-      </w:r>
-      <w:r>
-        <w:t xml:space="preserve">failure mode B (winter coal) is a shallow-mixing-height effect. Is an ERA5 boundary-layer-height conditioner worth adding so the score knows when the column is structurally blind to the surface?</w:t>
+        <w:t xml:space="preserve">Treat the column-DN-vs-physical-AOD factor of 1000 as a documentation item.</w:t>
+      </w:r>
+      <w:r>
+        <w:t xml:space="preserve"> </w:t>
+      </w:r>
+      <w:r>
+        <w:rPr>
+          <w:rStyle w:val="VerbatimChar"/>
+        </w:rPr>
+        <w:t xml:space="preserve">scale_factor=1.0</w:t>
+      </w:r>
+      <w:r>
+        <w:t xml:space="preserve"> </w:t>
+      </w:r>
+      <w:r>
+        <w:t xml:space="preserve">is harmless for the z-score but means any future absolute-AOD threshold must be specified in DN, or the band will be off by 1000×. The sweep should pick one convention and state it.</w:t>
+      </w:r>
+    </w:p>
+    <w:p>
+      <w:r>
+        <w:pict>
+          <v:rect style="width:0;height:1.5pt" o:hralign="center" o:hrstd="t" o:hr="t"/>
+        </w:pict>
+      </w:r>
+    </w:p>
+    <w:bookmarkEnd w:id="35"/>
+    <w:bookmarkStart w:id="36" w:name="X7c9324e98dc36b1fef29762e9829d850d9fc67e"/>
+    <w:p>
+      <w:pPr>
+        <w:pStyle w:val="Heading2"/>
+      </w:pPr>
+      <w:r>
+        <w:t xml:space="preserve">§8. Open questions for the calibration-sweep spec</w:t>
       </w:r>
     </w:p>
     <w:p>
@@ -4983,7 +4958,7 @@
         <w:pStyle w:val="Compact"/>
         <w:numPr>
           <w:ilvl w:val="0"/>
-          <w:numId w:val="1008"/>
+          <w:numId w:val="1009"/>
         </w:numPr>
       </w:pPr>
       <w:r>
@@ -4991,29 +4966,13 @@
           <w:b/>
           <w:bCs/>
         </w:rPr>
-        <w:t xml:space="preserve">Daily vs window severity:</w:t>
-      </w:r>
-      <w:r>
-        <w:t xml:space="preserve"> </w:t>
-      </w:r>
-      <w:r>
-        <w:t xml:space="preserve">the engine scores a window mean, but daily coupling is weak (median r 0.23) and concentrated in episodes. Should AOD severity be</w:t>
-      </w:r>
-      <w:r>
-        <w:t xml:space="preserve"> </w:t>
-      </w:r>
-      <w:r>
-        <w:rPr>
-          <w:b/>
-          <w:bCs/>
-        </w:rPr>
-        <w:t xml:space="preserve">event-based</w:t>
-      </w:r>
-      <w:r>
-        <w:t xml:space="preserve"> </w:t>
-      </w:r>
-      <w:r>
-        <w:t xml:space="preserve">(peak-day anomalies) rather than window-mean, to capture the burn-season/dust-outbreak episodes where the proxy is real?</w:t>
+        <w:t xml:space="preserve">Regime-aware AOD:</w:t>
+      </w:r>
+      <w:r>
+        <w:t xml:space="preserve"> </w:t>
+      </w:r>
+      <w:r>
+        <w:t xml:space="preserve">should the sweep introduce a per-location dust/biomass/inversion tag that conditions AOD severity (or suppresses it), and where would that tag come from — a static climatology, the AAI absorbing-aerosol channel, or a live boundary-layer-height feed?</w:t>
       </w:r>
     </w:p>
     <w:p>
@@ -5021,7 +4980,156 @@
         <w:pStyle w:val="Compact"/>
         <w:numPr>
           <w:ilvl w:val="0"/>
-          <w:numId w:val="1008"/>
+          <w:numId w:val="1009"/>
+        </w:numPr>
+      </w:pPr>
+      <w:r>
+        <w:rPr>
+          <w:b/>
+          <w:bCs/>
+        </w:rPr>
+        <w:t xml:space="preserve">Dust sampling gap:</w:t>
+      </w:r>
+      <w:r>
+        <w:t xml:space="preserve"> </w:t>
+      </w:r>
+      <w:r>
+        <w:t xml:space="preserve">the most diagnostic dust cases (Saharan/Gobi transport over moderate-surface sites) have no ground PM2.5. Should the spec commission a</w:t>
+      </w:r>
+      <w:r>
+        <w:t xml:space="preserve"> </w:t>
+      </w:r>
+      <w:r>
+        <w:rPr>
+          <w:b/>
+          <w:bCs/>
+        </w:rPr>
+        <w:t xml:space="preserve">non-OpenAQ benchmark for dust</w:t>
+      </w:r>
+      <w:r>
+        <w:t xml:space="preserve"> </w:t>
+      </w:r>
+      <w:r>
+        <w:t xml:space="preserve">(e.g. AERONET AOD + a reanalysis PM2.5 like CAMS or MERRA-2) to characterise the elevated-column failure mode the station network cannot reach?</w:t>
+      </w:r>
+    </w:p>
+    <w:p>
+      <w:pPr>
+        <w:pStyle w:val="Compact"/>
+        <w:numPr>
+          <w:ilvl w:val="0"/>
+          <w:numId w:val="1009"/>
+        </w:numPr>
+      </w:pPr>
+      <w:r>
+        <w:rPr>
+          <w:b/>
+          <w:bCs/>
+        </w:rPr>
+        <w:t xml:space="preserve">Burn-season AOD:</w:t>
+      </w:r>
+      <w:r>
+        <w:t xml:space="preserve"> </w:t>
+      </w:r>
+      <w:r>
+        <w:t xml:space="preserve">Chiang Mai shows AOD is a strong surface proxy</w:t>
+      </w:r>
+      <w:r>
+        <w:t xml:space="preserve"> </w:t>
+      </w:r>
+      <w:r>
+        <w:rPr>
+          <w:i/>
+          <w:iCs/>
+        </w:rPr>
+        <w:t xml:space="preserve">in active burning</w:t>
+      </w:r>
+      <w:r>
+        <w:t xml:space="preserve">. Should AOD severity be</w:t>
+      </w:r>
+      <w:r>
+        <w:t xml:space="preserve"> </w:t>
+      </w:r>
+      <w:r>
+        <w:rPr>
+          <w:b/>
+          <w:bCs/>
+        </w:rPr>
+        <w:t xml:space="preserve">seasonally gated</w:t>
+      </w:r>
+      <w:r>
+        <w:t xml:space="preserve"> </w:t>
+      </w:r>
+      <w:r>
+        <w:t xml:space="preserve">for biomass regions (trusted in burn season, context-only otherwise), and how is "burn season" detected operationally — FIRMS fire counts, AAI, or a fixed calendar?</w:t>
+      </w:r>
+    </w:p>
+    <w:p>
+      <w:pPr>
+        <w:pStyle w:val="Compact"/>
+        <w:numPr>
+          <w:ilvl w:val="0"/>
+          <w:numId w:val="1009"/>
+        </w:numPr>
+      </w:pPr>
+      <w:r>
+        <w:rPr>
+          <w:b/>
+          <w:bCs/>
+        </w:rPr>
+        <w:t xml:space="preserve">Boundary-layer conditioning:</w:t>
+      </w:r>
+      <w:r>
+        <w:t xml:space="preserve"> </w:t>
+      </w:r>
+      <w:r>
+        <w:t xml:space="preserve">failure mode B (winter coal) is a shallow-mixing-height effect. Is an ERA5 boundary-layer-height conditioner worth adding so the score knows when the column is structurally blind to the surface?</w:t>
+      </w:r>
+    </w:p>
+    <w:p>
+      <w:pPr>
+        <w:pStyle w:val="Compact"/>
+        <w:numPr>
+          <w:ilvl w:val="0"/>
+          <w:numId w:val="1009"/>
+        </w:numPr>
+      </w:pPr>
+      <w:r>
+        <w:rPr>
+          <w:b/>
+          <w:bCs/>
+        </w:rPr>
+        <w:t xml:space="preserve">Daily vs window severity:</w:t>
+      </w:r>
+      <w:r>
+        <w:t xml:space="preserve"> </w:t>
+      </w:r>
+      <w:r>
+        <w:t xml:space="preserve">the engine scores a window mean, but daily coupling is weak (median r 0.23) and concentrated in episodes. Should AOD severity be</w:t>
+      </w:r>
+      <w:r>
+        <w:t xml:space="preserve"> </w:t>
+      </w:r>
+      <w:r>
+        <w:rPr>
+          <w:b/>
+          <w:bCs/>
+        </w:rPr>
+        <w:t xml:space="preserve">event-based</w:t>
+      </w:r>
+      <w:r>
+        <w:t xml:space="preserve"> </w:t>
+      </w:r>
+      <w:r>
+        <w:t xml:space="preserve">(peak-day anomalies) rather than window-mean, to capture the burn-season/dust-outbreak episodes where the proxy is real?</w:t>
+      </w:r>
+    </w:p>
+    <w:p>
+      <w:pPr>
+        <w:pStyle w:val="Compact"/>
+        <w:numPr>
+          <w:ilvl w:val="0"/>
+          <w:numId w:val="1009"/>
         </w:numPr>
       </w:pPr>
       <w:r>
@@ -5053,8 +5161,8 @@
         </w:pict>
       </w:r>
     </w:p>
-    <w:bookmarkEnd w:id="35"/>
-    <w:bookmarkStart w:id="36" w:name="reproducibility"/>
+    <w:bookmarkEnd w:id="36"/>
+    <w:bookmarkStart w:id="37" w:name="X98a89c106ed9f2638afb1b26bc83e6508224fe9"/>
     <w:p>
       <w:pPr>
         <w:pStyle w:val="Heading2"/>
@@ -5339,8 +5447,8 @@
         <w:t xml:space="preserve">at the 5 km facility AOI.</w:t>
       </w:r>
     </w:p>
-    <w:bookmarkEnd w:id="36"/>
     <w:bookmarkEnd w:id="37"/>
+    <w:bookmarkEnd w:id="38"/>
     <w:sectPr>
       <w:footnotePr>
         <w:numRestart w:val="eachSect"/>
@@ -5715,6 +5823,9 @@
     <w:abstractNumId w:val="991"/>
   </w:num>
   <w:num w:numId="1007">
+    <w:abstractNumId w:val="991"/>
+  </w:num>
+  <w:num w:numId="1008">
     <w:abstractNumId w:val="99411"/>
     <w:lvlOverride w:ilvl="0">
       <w:startOverride w:val="1"/>
@@ -5744,7 +5855,7 @@
       <w:startOverride w:val="1"/>
     </w:lvlOverride>
   </w:num>
-  <w:num w:numId="1008">
+  <w:num w:numId="1009">
     <w:abstractNumId w:val="99411"/>
     <w:lvlOverride w:ilvl="0">
       <w:startOverride w:val="1"/>
